--- a/云南任务四.docx
+++ b/云南任务四.docx
@@ -8838,7 +8838,13 @@
         <w:t>损失作为当前样本下教师知识质量的评价依据，计算第</w:t>
       </w:r>
       <w:r>
-        <w:t xml:space="preserve"> qq </w:t>
+        <w:t xml:space="preserve"> </w:t>
+      </w:r>
+      <w:r>
+        <w:rPr>
+          <w:rFonts w:hint="eastAsia"/>
+        </w:rPr>
+        <w:t>q</w:t>
       </w:r>
       <w:r>
         <w:t>个</w:t>
@@ -9660,9 +9666,11 @@
     <w:p>
       <w:pPr>
         <w:ind w:firstLine="480"/>
-        <w:rPr>
-          <w:rFonts w:hint="eastAsia"/>
-        </w:rPr>
+      </w:pPr>
+    </w:p>
+    <w:p>
+      <w:pPr>
+        <w:ind w:firstLine="480"/>
       </w:pPr>
       <w:r>
         <w:rPr>
@@ -9671,9 +9679,9 @@
         </w:rPr>
         <w:lastRenderedPageBreak/>
         <w:drawing>
-          <wp:inline distT="0" distB="0" distL="0" distR="0" wp14:anchorId="66C7C29D" wp14:editId="498D7E14">
-            <wp:extent cx="5267960" cy="3957955"/>
-            <wp:effectExtent l="0" t="0" r="8890" b="4445"/>
+          <wp:inline distT="0" distB="0" distL="0" distR="0" wp14:anchorId="66C7C29D" wp14:editId="62D928A7">
+            <wp:extent cx="4686300" cy="3520939"/>
+            <wp:effectExtent l="0" t="0" r="0" b="3810"/>
             <wp:docPr id="6" name="图片 6"/>
             <wp:cNvGraphicFramePr>
               <a:graphicFrameLocks xmlns:a="http://schemas.openxmlformats.org/drawingml/2006/main" noChangeAspect="1"/>
@@ -9703,7 +9711,7 @@
                   <pic:spPr bwMode="auto">
                     <a:xfrm>
                       <a:off x="0" y="0"/>
-                      <a:ext cx="5267960" cy="3957955"/>
+                      <a:ext cx="4692276" cy="3525429"/>
                     </a:xfrm>
                     <a:prstGeom prst="rect">
                       <a:avLst/>
@@ -9719,7 +9727,3663 @@
           </wp:inline>
         </w:drawing>
       </w:r>
+    </w:p>
+    <w:p>
+      <w:pPr>
+        <w:ind w:firstLineChars="0" w:firstLine="0"/>
+      </w:pPr>
+      <w:r>
+        <w:rPr>
+          <w:rFonts w:hint="eastAsia"/>
+        </w:rPr>
+        <w:t>3</w:t>
+      </w:r>
+      <w:r>
+        <w:t>.</w:t>
+      </w:r>
+      <w:r>
+        <w:t>基于注意力机制的多级知识蒸馏方法</w:t>
+      </w:r>
+    </w:p>
+    <w:p>
+      <w:pPr>
+        <w:ind w:firstLine="480"/>
+      </w:pPr>
+      <w:r>
+        <w:t>针对仅利用教师模型输出层</w:t>
+      </w:r>
+      <w:r>
+        <w:t xml:space="preserve"> Logits </w:t>
+      </w:r>
+      <w:r>
+        <w:t>进行知识蒸馏时，中间层深层语义表征信息利用不足、学生模型难以充分继承教师模型特征提取能力的问题，研究基于注意力机制的多级知识蒸馏方法。联合利用教师模型</w:t>
+      </w:r>
+      <w:r>
+        <w:rPr>
+          <w:rStyle w:val="af2"/>
+          <w:b w:val="0"/>
+        </w:rPr>
+        <w:t>中间语义特征知识和输出层决策知识</w:t>
+      </w:r>
+      <w:r>
+        <w:t>，分别从特征表征层和输出决策层建立教师</w:t>
+      </w:r>
+      <w:proofErr w:type="gramStart"/>
+      <w:r>
+        <w:t>—</w:t>
+      </w:r>
+      <w:r>
+        <w:t>学生</w:t>
+      </w:r>
+      <w:proofErr w:type="gramEnd"/>
+      <w:r>
+        <w:t>知识迁移约束。其中，在中间特征蒸馏过程中引入</w:t>
+      </w:r>
+      <w:r>
+        <w:rPr>
+          <w:rStyle w:val="af2"/>
+          <w:b w:val="0"/>
+        </w:rPr>
+        <w:t>序列位置注意力和通道注意力机制</w:t>
+      </w:r>
+      <w:r>
+        <w:t>，</w:t>
+      </w:r>
+      <w:r>
+        <w:t>强化与电网应急</w:t>
+      </w:r>
+      <w:proofErr w:type="gramStart"/>
+      <w:r>
+        <w:t>研判相关</w:t>
+      </w:r>
+      <w:proofErr w:type="gramEnd"/>
+      <w:r>
+        <w:t>的关键语义位置和关键特征维度，引导轻量化学生模型重点学习教师模型的有效知识；在输出层通过</w:t>
+      </w:r>
+      <w:r>
+        <w:t xml:space="preserve"> Logits </w:t>
+      </w:r>
+      <w:r>
+        <w:t>概率分布对齐，进一步迁移教师模型的生成决策能力，实现多层级知识协同迁移</w:t>
+      </w:r>
+      <w:r>
+        <w:rPr>
+          <w:rFonts w:hint="eastAsia"/>
+        </w:rPr>
+        <w:t>，算法的具体设计如下：</w:t>
+      </w:r>
+    </w:p>
+    <w:p>
+      <w:pPr>
+        <w:ind w:firstLine="480"/>
+      </w:pPr>
+      <w:r>
+        <w:rPr>
+          <w:rFonts w:hint="eastAsia"/>
+        </w:rPr>
+        <w:t>选取教师模型和学生模型的中间层分别作为提示层（</w:t>
+      </w:r>
+      <w:r>
+        <w:rPr>
+          <w:rFonts w:hint="eastAsia"/>
+        </w:rPr>
+        <w:t>Hint</w:t>
+      </w:r>
+      <w:r>
+        <w:t xml:space="preserve"> layer</w:t>
+      </w:r>
+      <w:r>
+        <w:rPr>
+          <w:rFonts w:hint="eastAsia"/>
+        </w:rPr>
+        <w:t>）和</w:t>
+      </w:r>
+      <w:r>
+        <w:rPr>
+          <w:rFonts w:hint="eastAsia"/>
+        </w:rPr>
+        <w:t>被</w:t>
+      </w:r>
+      <w:r>
+        <w:rPr>
+          <w:rFonts w:hint="eastAsia"/>
+        </w:rPr>
+        <w:t>引导层（</w:t>
+      </w:r>
+      <w:r>
+        <w:rPr>
+          <w:rFonts w:hint="eastAsia"/>
+        </w:rPr>
+        <w:t>Guider</w:t>
+      </w:r>
+      <w:r>
+        <w:t xml:space="preserve"> </w:t>
+      </w:r>
+      <w:r>
+        <w:rPr>
+          <w:rFonts w:hint="eastAsia"/>
+        </w:rPr>
+        <w:t>layer</w:t>
+      </w:r>
+      <w:r>
+        <w:rPr>
+          <w:rFonts w:hint="eastAsia"/>
+        </w:rPr>
+        <w:t>），并且</w:t>
+      </w:r>
+      <w:r>
+        <w:rPr>
+          <w:rFonts w:hint="eastAsia"/>
+        </w:rPr>
+        <w:t>两者的深度在各自模型当中要</w:t>
+      </w:r>
+      <w:r>
+        <w:rPr>
+          <w:rFonts w:hint="eastAsia"/>
+        </w:rPr>
+        <w:t>相对</w:t>
+      </w:r>
+      <w:r>
+        <w:rPr>
+          <w:rFonts w:hint="eastAsia"/>
+        </w:rPr>
+        <w:t>保持一致，</w:t>
+      </w:r>
+      <w:r>
+        <w:rPr>
+          <w:rFonts w:hint="eastAsia"/>
+        </w:rPr>
+        <w:t>即</w:t>
+      </w:r>
+      <w:r>
+        <w:rPr>
+          <w:rFonts w:hint="eastAsia"/>
+        </w:rPr>
+        <w:t>：</w:t>
+      </w:r>
+    </w:p>
+    <w:p>
+      <w:pPr>
+        <w:ind w:firstLine="480"/>
+      </w:pPr>
+      <m:oMathPara>
+        <m:oMath>
+          <m:f>
+            <m:fPr>
+              <m:ctrlPr>
+                <w:rPr>
+                  <w:rFonts w:ascii="Cambria Math" w:hAnsi="Cambria Math"/>
+                </w:rPr>
+              </m:ctrlPr>
+            </m:fPr>
+            <m:num>
+              <m:sSub>
+                <m:sSubPr>
+                  <m:ctrlPr>
+                    <w:rPr>
+                      <w:rFonts w:ascii="Cambria Math" w:hAnsi="Cambria Math"/>
+                      <w:i/>
+                    </w:rPr>
+                  </m:ctrlPr>
+                </m:sSubPr>
+                <m:e>
+                  <m:r>
+                    <w:rPr>
+                      <w:rFonts w:ascii="Cambria Math" w:hAnsi="Cambria Math"/>
+                    </w:rPr>
+                    <m:t>l</m:t>
+                  </m:r>
+                </m:e>
+                <m:sub>
+                  <m:r>
+                    <w:rPr>
+                      <w:rFonts w:ascii="Cambria Math" w:hAnsi="Cambria Math"/>
+                    </w:rPr>
+                    <m:t>S</m:t>
+                  </m:r>
+                </m:sub>
+              </m:sSub>
+            </m:num>
+            <m:den>
+              <m:sSub>
+                <m:sSubPr>
+                  <m:ctrlPr>
+                    <w:rPr>
+                      <w:rFonts w:ascii="Cambria Math" w:hAnsi="Cambria Math"/>
+                      <w:i/>
+                    </w:rPr>
+                  </m:ctrlPr>
+                </m:sSubPr>
+                <m:e>
+                  <m:r>
+                    <w:rPr>
+                      <w:rFonts w:ascii="Cambria Math" w:hAnsi="Cambria Math"/>
+                    </w:rPr>
+                    <m:t>l</m:t>
+                  </m:r>
+                </m:e>
+                <m:sub>
+                  <m:r>
+                    <w:rPr>
+                      <w:rFonts w:ascii="Cambria Math" w:hAnsi="Cambria Math"/>
+                    </w:rPr>
+                    <m:t>T</m:t>
+                  </m:r>
+                </m:sub>
+              </m:sSub>
+            </m:den>
+          </m:f>
+          <m:r>
+            <w:rPr>
+              <w:rFonts w:ascii="Cambria Math" w:hAnsi="Cambria Math" w:hint="eastAsia"/>
+            </w:rPr>
+            <m:t>≈</m:t>
+          </m:r>
+          <m:r>
+            <w:rPr>
+              <w:rFonts w:ascii="Cambria Math" w:hAnsi="Cambria Math"/>
+            </w:rPr>
+            <m:t>1</m:t>
+          </m:r>
+          <m:sSub>
+            <m:sSubPr>
+              <m:ctrlPr>
+                <w:rPr>
+                  <w:rFonts w:ascii="Cambria Math" w:hAnsi="Cambria Math"/>
+                </w:rPr>
+              </m:ctrlPr>
+            </m:sSubPr>
+            <m:e>
+              <m:r>
+                <w:rPr>
+                  <w:rFonts w:ascii="Cambria Math" w:hAnsi="Cambria Math" w:hint="eastAsia"/>
+                </w:rPr>
+                <m:t>，</m:t>
+              </m:r>
+              <m:r>
+                <w:rPr>
+                  <w:rFonts w:ascii="Cambria Math" w:hAnsi="Cambria Math"/>
+                </w:rPr>
+                <m:t>F</m:t>
+              </m:r>
+            </m:e>
+            <m:sub>
+              <m:r>
+                <w:rPr>
+                  <w:rFonts w:ascii="Cambria Math" w:hAnsi="Cambria Math"/>
+                </w:rPr>
+                <m:t>T</m:t>
+              </m:r>
+            </m:sub>
+          </m:sSub>
+          <m:r>
+            <w:rPr>
+              <w:rFonts w:ascii="Cambria Math" w:hAnsi="Cambria Math"/>
+            </w:rPr>
+            <m:t>∈</m:t>
+          </m:r>
+          <m:sSup>
+            <m:sSupPr>
+              <m:ctrlPr>
+                <w:rPr>
+                  <w:rFonts w:ascii="Cambria Math" w:hAnsi="Cambria Math"/>
+                </w:rPr>
+              </m:ctrlPr>
+            </m:sSupPr>
+            <m:e>
+              <m:r>
+                <m:rPr>
+                  <m:scr m:val="double-struck"/>
+                  <m:sty m:val="p"/>
+                </m:rPr>
+                <w:rPr>
+                  <w:rFonts w:ascii="Cambria Math" w:hAnsi="Cambria Math"/>
+                </w:rPr>
+                <m:t>R</m:t>
+              </m:r>
+            </m:e>
+            <m:sup>
+              <m:r>
+                <w:rPr>
+                  <w:rFonts w:ascii="Cambria Math" w:hAnsi="Cambria Math"/>
+                </w:rPr>
+                <m:t>L×</m:t>
+              </m:r>
+              <m:sSub>
+                <m:sSubPr>
+                  <m:ctrlPr>
+                    <w:rPr>
+                      <w:rFonts w:ascii="Cambria Math" w:hAnsi="Cambria Math"/>
+                    </w:rPr>
+                  </m:ctrlPr>
+                </m:sSubPr>
+                <m:e>
+                  <m:r>
+                    <w:rPr>
+                      <w:rFonts w:ascii="Cambria Math" w:hAnsi="Cambria Math"/>
+                    </w:rPr>
+                    <m:t>d</m:t>
+                  </m:r>
+                </m:e>
+                <m:sub>
+                  <m:r>
+                    <w:rPr>
+                      <w:rFonts w:ascii="Cambria Math" w:hAnsi="Cambria Math"/>
+                    </w:rPr>
+                    <m:t>T</m:t>
+                  </m:r>
+                </m:sub>
+              </m:sSub>
+            </m:sup>
+          </m:sSup>
+          <m:r>
+            <w:rPr>
+              <w:rFonts w:ascii="Cambria Math" w:hAnsi="Cambria Math"/>
+            </w:rPr>
+            <m:t>,</m:t>
+          </m:r>
+          <m:sSub>
+            <m:sSubPr>
+              <m:ctrlPr>
+                <w:rPr>
+                  <w:rFonts w:ascii="Cambria Math" w:hAnsi="Cambria Math"/>
+                </w:rPr>
+              </m:ctrlPr>
+            </m:sSubPr>
+            <m:e>
+              <m:r>
+                <w:rPr>
+                  <w:rFonts w:ascii="Cambria Math" w:hAnsi="Cambria Math"/>
+                </w:rPr>
+                <m:t>F</m:t>
+              </m:r>
+            </m:e>
+            <m:sub>
+              <m:r>
+                <w:rPr>
+                  <w:rFonts w:ascii="Cambria Math" w:hAnsi="Cambria Math"/>
+                </w:rPr>
+                <m:t>S</m:t>
+              </m:r>
+            </m:sub>
+          </m:sSub>
+          <m:r>
+            <w:rPr>
+              <w:rFonts w:ascii="Cambria Math" w:hAnsi="Cambria Math"/>
+            </w:rPr>
+            <m:t>∈</m:t>
+          </m:r>
+          <m:sSup>
+            <m:sSupPr>
+              <m:ctrlPr>
+                <w:rPr>
+                  <w:rFonts w:ascii="Cambria Math" w:hAnsi="Cambria Math"/>
+                </w:rPr>
+              </m:ctrlPr>
+            </m:sSupPr>
+            <m:e>
+              <m:r>
+                <m:rPr>
+                  <m:scr m:val="double-struck"/>
+                  <m:sty m:val="p"/>
+                </m:rPr>
+                <w:rPr>
+                  <w:rFonts w:ascii="Cambria Math" w:hAnsi="Cambria Math"/>
+                </w:rPr>
+                <m:t>R</m:t>
+              </m:r>
+            </m:e>
+            <m:sup>
+              <m:r>
+                <w:rPr>
+                  <w:rFonts w:ascii="Cambria Math" w:hAnsi="Cambria Math"/>
+                </w:rPr>
+                <m:t>L×</m:t>
+              </m:r>
+              <m:sSub>
+                <m:sSubPr>
+                  <m:ctrlPr>
+                    <w:rPr>
+                      <w:rFonts w:ascii="Cambria Math" w:hAnsi="Cambria Math"/>
+                    </w:rPr>
+                  </m:ctrlPr>
+                </m:sSubPr>
+                <m:e>
+                  <m:r>
+                    <w:rPr>
+                      <w:rFonts w:ascii="Cambria Math" w:hAnsi="Cambria Math"/>
+                    </w:rPr>
+                    <m:t>d</m:t>
+                  </m:r>
+                </m:e>
+                <m:sub>
+                  <m:r>
+                    <w:rPr>
+                      <w:rFonts w:ascii="Cambria Math" w:hAnsi="Cambria Math"/>
+                    </w:rPr>
+                    <m:t>S</m:t>
+                  </m:r>
+                </m:sub>
+              </m:sSub>
+            </m:sup>
+          </m:sSup>
+        </m:oMath>
+      </m:oMathPara>
+    </w:p>
+    <w:p>
+      <w:pPr>
+        <w:ind w:firstLine="480"/>
+      </w:pPr>
+      <w:r>
+        <w:rPr>
+          <w:rFonts w:hint="eastAsia"/>
+        </w:rPr>
+        <w:t>上式中，</w:t>
+      </w:r>
+      <m:oMath>
+        <m:sSub>
+          <m:sSubPr>
+            <m:ctrlPr>
+              <w:rPr>
+                <w:rFonts w:ascii="Cambria Math" w:hAnsi="Cambria Math"/>
+                <w:i/>
+              </w:rPr>
+            </m:ctrlPr>
+          </m:sSubPr>
+          <m:e>
+            <m:r>
+              <w:rPr>
+                <w:rFonts w:ascii="Cambria Math" w:hAnsi="Cambria Math"/>
+              </w:rPr>
+              <m:t>l</m:t>
+            </m:r>
+          </m:e>
+          <m:sub>
+            <m:r>
+              <w:rPr>
+                <w:rFonts w:ascii="Cambria Math" w:hAnsi="Cambria Math"/>
+              </w:rPr>
+              <m:t>S</m:t>
+            </m:r>
+          </m:sub>
+        </m:sSub>
+      </m:oMath>
+      <w:r>
+        <w:rPr>
+          <w:rFonts w:hint="eastAsia"/>
+        </w:rPr>
+        <w:t>为学生模型的中间层</w:t>
+      </w:r>
+      <w:r>
+        <w:rPr>
+          <w:rFonts w:hint="eastAsia"/>
+        </w:rPr>
+        <w:t>编号</w:t>
+      </w:r>
+      <w:r>
+        <w:rPr>
+          <w:rFonts w:hint="eastAsia"/>
+        </w:rPr>
+        <w:t>，</w:t>
+      </w:r>
+      <m:oMath>
+        <m:sSub>
+          <m:sSubPr>
+            <m:ctrlPr>
+              <w:rPr>
+                <w:rFonts w:ascii="Cambria Math" w:hAnsi="Cambria Math"/>
+                <w:i/>
+              </w:rPr>
+            </m:ctrlPr>
+          </m:sSubPr>
+          <m:e>
+            <m:r>
+              <w:rPr>
+                <w:rFonts w:ascii="Cambria Math" w:hAnsi="Cambria Math"/>
+              </w:rPr>
+              <m:t>l</m:t>
+            </m:r>
+          </m:e>
+          <m:sub>
+            <m:r>
+              <w:rPr>
+                <w:rFonts w:ascii="Cambria Math" w:hAnsi="Cambria Math"/>
+              </w:rPr>
+              <m:t>T</m:t>
+            </m:r>
+          </m:sub>
+        </m:sSub>
+      </m:oMath>
+      <w:r>
+        <w:rPr>
+          <w:rFonts w:hint="eastAsia"/>
+        </w:rPr>
+        <w:t>为教师模型的中间层</w:t>
+      </w:r>
+      <w:r>
+        <w:rPr>
+          <w:rFonts w:hint="eastAsia"/>
+        </w:rPr>
+        <w:t>编号</w:t>
+      </w:r>
+      <w:r>
+        <w:rPr>
+          <w:rFonts w:hint="eastAsia"/>
+        </w:rPr>
+        <w:t>；</w:t>
+      </w:r>
+      <m:oMath>
+        <m:sSub>
+          <m:sSubPr>
+            <m:ctrlPr>
+              <w:rPr>
+                <w:rFonts w:ascii="Cambria Math" w:hAnsi="Cambria Math"/>
+              </w:rPr>
+            </m:ctrlPr>
+          </m:sSubPr>
+          <m:e>
+            <m:r>
+              <w:rPr>
+                <w:rFonts w:ascii="Cambria Math" w:hAnsi="Cambria Math"/>
+              </w:rPr>
+              <m:t>F</m:t>
+            </m:r>
+          </m:e>
+          <m:sub>
+            <m:r>
+              <w:rPr>
+                <w:rFonts w:ascii="Cambria Math" w:hAnsi="Cambria Math"/>
+              </w:rPr>
+              <m:t>T</m:t>
+            </m:r>
+          </m:sub>
+        </m:sSub>
+      </m:oMath>
+      <w:r>
+        <w:rPr>
+          <w:rFonts w:hint="eastAsia"/>
+        </w:rPr>
+        <w:t>为教师模型的中间层输出特征，</w:t>
+      </w:r>
+      <m:oMath>
+        <m:sSub>
+          <m:sSubPr>
+            <m:ctrlPr>
+              <w:rPr>
+                <w:rFonts w:ascii="Cambria Math" w:hAnsi="Cambria Math"/>
+              </w:rPr>
+            </m:ctrlPr>
+          </m:sSubPr>
+          <m:e>
+            <m:r>
+              <w:rPr>
+                <w:rFonts w:ascii="Cambria Math" w:hAnsi="Cambria Math"/>
+              </w:rPr>
+              <m:t>F</m:t>
+            </m:r>
+          </m:e>
+          <m:sub>
+            <m:r>
+              <w:rPr>
+                <w:rFonts w:ascii="Cambria Math" w:hAnsi="Cambria Math"/>
+              </w:rPr>
+              <m:t>S</m:t>
+            </m:r>
+          </m:sub>
+        </m:sSub>
+      </m:oMath>
+      <w:r>
+        <w:rPr>
+          <w:rFonts w:hint="eastAsia"/>
+        </w:rPr>
+        <w:t>为学生模型的中间层输出特征</w:t>
+      </w:r>
+      <w:r>
+        <w:rPr>
+          <w:rFonts w:hint="eastAsia"/>
+        </w:rPr>
+        <w:t>，</w:t>
+      </w:r>
+      <w:r>
+        <w:rPr>
+          <w:rStyle w:val="mord"/>
+        </w:rPr>
+        <w:t>L</w:t>
+      </w:r>
+      <w:r>
+        <w:t xml:space="preserve"> </w:t>
+      </w:r>
+      <w:r>
+        <w:t>为输入文本序列长度，</w:t>
+      </w:r>
+      <m:oMath>
+        <m:sSub>
+          <m:sSubPr>
+            <m:ctrlPr>
+              <w:rPr>
+                <w:rFonts w:ascii="Cambria Math" w:hAnsi="Cambria Math"/>
+                <w:i/>
+              </w:rPr>
+            </m:ctrlPr>
+          </m:sSubPr>
+          <m:e>
+            <m:r>
+              <w:rPr>
+                <w:rFonts w:ascii="Cambria Math" w:hAnsi="Cambria Math" w:hint="eastAsia"/>
+              </w:rPr>
+              <m:t>d</m:t>
+            </m:r>
+          </m:e>
+          <m:sub>
+            <m:r>
+              <w:rPr>
+                <w:rFonts w:ascii="Cambria Math" w:hAnsi="Cambria Math"/>
+              </w:rPr>
+              <m:t>T</m:t>
+            </m:r>
+          </m:sub>
+        </m:sSub>
+      </m:oMath>
+      <w:r>
+        <w:rPr>
+          <w:rFonts w:hint="eastAsia"/>
+        </w:rPr>
+        <w:t>、</w:t>
+      </w:r>
+      <m:oMath>
+        <m:sSub>
+          <m:sSubPr>
+            <m:ctrlPr>
+              <w:rPr>
+                <w:rFonts w:ascii="Cambria Math" w:hAnsi="Cambria Math"/>
+                <w:i/>
+              </w:rPr>
+            </m:ctrlPr>
+          </m:sSubPr>
+          <m:e>
+            <m:r>
+              <w:rPr>
+                <w:rFonts w:ascii="Cambria Math" w:hAnsi="Cambria Math" w:hint="eastAsia"/>
+              </w:rPr>
+              <m:t>d</m:t>
+            </m:r>
+          </m:e>
+          <m:sub>
+            <m:r>
+              <w:rPr>
+                <w:rFonts w:ascii="Cambria Math" w:hAnsi="Cambria Math"/>
+              </w:rPr>
+              <m:t>S</m:t>
+            </m:r>
+          </m:sub>
+        </m:sSub>
+      </m:oMath>
+      <w:r>
+        <w:t>分别为教师模型与学生模型的隐藏特征维度。</w:t>
+      </w:r>
+    </w:p>
+    <w:p>
+      <w:pPr>
+        <w:ind w:firstLine="480"/>
+      </w:pPr>
+      <w:r>
+        <w:rPr>
+          <w:rFonts w:hint="eastAsia"/>
+        </w:rPr>
+        <w:t>在本研究当中，选取</w:t>
+      </w:r>
+      <w:r>
+        <w:rPr>
+          <w:rFonts w:hint="eastAsia"/>
+        </w:rPr>
+        <w:t>教师模型编码器第</w:t>
+      </w:r>
+      <w:r>
+        <w:t>6</w:t>
+      </w:r>
+      <w:r>
+        <w:rPr>
+          <w:rFonts w:hint="eastAsia"/>
+        </w:rPr>
+        <w:t>、</w:t>
+      </w:r>
+      <w:r>
+        <w:rPr>
+          <w:rFonts w:hint="eastAsia"/>
+        </w:rPr>
+        <w:t>1</w:t>
+      </w:r>
+      <w:r>
+        <w:t>2</w:t>
+      </w:r>
+      <w:r>
+        <w:rPr>
+          <w:rFonts w:hint="eastAsia"/>
+        </w:rPr>
+        <w:t>、</w:t>
+      </w:r>
+      <w:r>
+        <w:rPr>
+          <w:rFonts w:hint="eastAsia"/>
+        </w:rPr>
+        <w:t>1</w:t>
+      </w:r>
+      <w:r>
+        <w:t>8</w:t>
+      </w:r>
+      <w:r>
+        <w:rPr>
+          <w:rFonts w:hint="eastAsia"/>
+        </w:rPr>
+        <w:t>层的</w:t>
+      </w:r>
+      <w:r>
+        <w:rPr>
+          <w:rFonts w:hint="eastAsia"/>
+        </w:rPr>
+        <w:t>Transformer</w:t>
+      </w:r>
+      <w:r>
+        <w:t xml:space="preserve"> B</w:t>
+      </w:r>
+      <w:r>
+        <w:rPr>
+          <w:rFonts w:hint="eastAsia"/>
+        </w:rPr>
+        <w:t>lock</w:t>
+      </w:r>
+      <w:r>
+        <w:rPr>
+          <w:rFonts w:hint="eastAsia"/>
+        </w:rPr>
+        <w:t>的输出作为中间蒸馏特征，选取学生模型编码器第</w:t>
+      </w:r>
+      <w:r>
+        <w:rPr>
+          <w:rFonts w:hint="eastAsia"/>
+        </w:rPr>
+        <w:t>3</w:t>
+      </w:r>
+      <w:r>
+        <w:rPr>
+          <w:rFonts w:hint="eastAsia"/>
+        </w:rPr>
+        <w:t>、</w:t>
+      </w:r>
+      <w:r>
+        <w:rPr>
+          <w:rFonts w:hint="eastAsia"/>
+        </w:rPr>
+        <w:t>6</w:t>
+      </w:r>
+      <w:r>
+        <w:rPr>
+          <w:rFonts w:hint="eastAsia"/>
+        </w:rPr>
+        <w:t>、</w:t>
+      </w:r>
+      <w:r>
+        <w:rPr>
+          <w:rFonts w:hint="eastAsia"/>
+        </w:rPr>
+        <w:t>9</w:t>
+      </w:r>
+      <w:r>
+        <w:rPr>
+          <w:rFonts w:hint="eastAsia"/>
+        </w:rPr>
+        <w:t>层的</w:t>
+      </w:r>
+      <w:r>
+        <w:rPr>
+          <w:rFonts w:hint="eastAsia"/>
+        </w:rPr>
+        <w:t>Transformer</w:t>
+      </w:r>
+      <w:r>
+        <w:t xml:space="preserve"> B</w:t>
+      </w:r>
+      <w:r>
+        <w:rPr>
+          <w:rFonts w:hint="eastAsia"/>
+        </w:rPr>
+        <w:t>lock</w:t>
+      </w:r>
+      <w:r>
+        <w:rPr>
+          <w:rFonts w:hint="eastAsia"/>
+        </w:rPr>
+        <w:lastRenderedPageBreak/>
+        <w:t>的输出作为中间蒸馏特征</w:t>
+      </w:r>
+      <w:r>
+        <w:rPr>
+          <w:rFonts w:hint="eastAsia"/>
+        </w:rPr>
+        <w:t>。</w:t>
+      </w:r>
+    </w:p>
+    <w:p>
+      <w:pPr>
+        <w:ind w:firstLine="480"/>
+      </w:pPr>
+      <w:r>
+        <w:rPr>
+          <w:rFonts w:hint="eastAsia"/>
+        </w:rPr>
+        <w:t>考虑到</w:t>
+      </w:r>
+      <w:r>
+        <w:rPr>
+          <w:rFonts w:hint="eastAsia"/>
+        </w:rPr>
+        <w:t>轻</w:t>
+      </w:r>
+      <w:proofErr w:type="gramStart"/>
+      <w:r>
+        <w:rPr>
+          <w:rFonts w:hint="eastAsia"/>
+        </w:rPr>
+        <w:t>量</w:t>
+      </w:r>
+      <w:r>
+        <w:rPr>
+          <w:rFonts w:hint="eastAsia"/>
+        </w:rPr>
+        <w:t>学生</w:t>
+      </w:r>
+      <w:proofErr w:type="gramEnd"/>
+      <w:r>
+        <w:rPr>
+          <w:rFonts w:hint="eastAsia"/>
+        </w:rPr>
+        <w:t>模型与教师模型隐藏维</w:t>
+      </w:r>
+      <w:proofErr w:type="gramStart"/>
+      <w:r>
+        <w:rPr>
+          <w:rFonts w:hint="eastAsia"/>
+        </w:rPr>
+        <w:t>度存</w:t>
+      </w:r>
+      <w:proofErr w:type="gramEnd"/>
+      <w:r>
+        <w:rPr>
+          <w:rFonts w:hint="eastAsia"/>
+        </w:rPr>
+        <w:t>在差异，引入特征映射层进行维度适配：</w:t>
+      </w:r>
+    </w:p>
+    <w:p>
+      <w:pPr>
+        <w:ind w:firstLine="480"/>
+      </w:pPr>
+      <m:oMathPara>
+        <m:oMath>
+          <m:sSub>
+            <m:sSubPr>
+              <m:ctrlPr>
+                <w:rPr>
+                  <w:rFonts w:ascii="Cambria Math" w:hAnsi="Cambria Math"/>
+                </w:rPr>
+              </m:ctrlPr>
+            </m:sSubPr>
+            <m:e>
+              <m:acc>
+                <m:accPr>
+                  <m:ctrlPr>
+                    <w:rPr>
+                      <w:rFonts w:ascii="Cambria Math" w:hAnsi="Cambria Math"/>
+                    </w:rPr>
+                  </m:ctrlPr>
+                </m:accPr>
+                <m:e>
+                  <m:r>
+                    <w:rPr>
+                      <w:rFonts w:ascii="Cambria Math" w:hAnsi="Cambria Math"/>
+                    </w:rPr>
+                    <m:t>F</m:t>
+                  </m:r>
+                </m:e>
+              </m:acc>
+            </m:e>
+            <m:sub>
+              <m:r>
+                <w:rPr>
+                  <w:rFonts w:ascii="Cambria Math" w:hAnsi="Cambria Math"/>
+                </w:rPr>
+                <m:t>S</m:t>
+              </m:r>
+            </m:sub>
+          </m:sSub>
+          <m:r>
+            <w:rPr>
+              <w:rFonts w:ascii="Cambria Math" w:hAnsi="Cambria Math"/>
+            </w:rPr>
+            <m:t>=</m:t>
+          </m:r>
+          <m:sSub>
+            <m:sSubPr>
+              <m:ctrlPr>
+                <w:rPr>
+                  <w:rFonts w:ascii="Cambria Math" w:hAnsi="Cambria Math"/>
+                </w:rPr>
+              </m:ctrlPr>
+            </m:sSubPr>
+            <m:e>
+              <m:r>
+                <w:rPr>
+                  <w:rFonts w:ascii="Cambria Math" w:hAnsi="Cambria Math"/>
+                </w:rPr>
+                <m:t>F</m:t>
+              </m:r>
+            </m:e>
+            <m:sub>
+              <m:r>
+                <w:rPr>
+                  <w:rFonts w:ascii="Cambria Math" w:hAnsi="Cambria Math"/>
+                </w:rPr>
+                <m:t>S</m:t>
+              </m:r>
+            </m:sub>
+          </m:sSub>
+          <m:sSub>
+            <m:sSubPr>
+              <m:ctrlPr>
+                <w:rPr>
+                  <w:rFonts w:ascii="Cambria Math" w:hAnsi="Cambria Math"/>
+                </w:rPr>
+              </m:ctrlPr>
+            </m:sSubPr>
+            <m:e>
+              <m:r>
+                <w:rPr>
+                  <w:rFonts w:ascii="Cambria Math" w:hAnsi="Cambria Math"/>
+                </w:rPr>
+                <m:t>W</m:t>
+              </m:r>
+            </m:e>
+            <m:sub>
+              <m:r>
+                <w:rPr>
+                  <w:rFonts w:ascii="Cambria Math" w:hAnsi="Cambria Math"/>
+                </w:rPr>
+                <m:t>p</m:t>
+              </m:r>
+            </m:sub>
+          </m:sSub>
+        </m:oMath>
+      </m:oMathPara>
+    </w:p>
+    <w:p>
+      <w:pPr>
+        <w:ind w:firstLine="480"/>
+      </w:pPr>
+      <m:oMathPara>
+        <m:oMath>
+          <m:sSub>
+            <m:sSubPr>
+              <m:ctrlPr>
+                <w:rPr>
+                  <w:rFonts w:ascii="Cambria Math" w:hAnsi="Cambria Math"/>
+                </w:rPr>
+              </m:ctrlPr>
+            </m:sSubPr>
+            <m:e>
+              <m:r>
+                <w:rPr>
+                  <w:rFonts w:ascii="Cambria Math" w:hAnsi="Cambria Math"/>
+                </w:rPr>
+                <m:t>W</m:t>
+              </m:r>
+            </m:e>
+            <m:sub>
+              <m:r>
+                <w:rPr>
+                  <w:rFonts w:ascii="Cambria Math" w:hAnsi="Cambria Math"/>
+                </w:rPr>
+                <m:t>p</m:t>
+              </m:r>
+            </m:sub>
+          </m:sSub>
+          <m:r>
+            <w:rPr>
+              <w:rFonts w:ascii="Cambria Math" w:hAnsi="Cambria Math"/>
+            </w:rPr>
+            <m:t>=</m:t>
+          </m:r>
+          <m:d>
+            <m:dPr>
+              <m:begChr m:val="["/>
+              <m:endChr m:val="]"/>
+              <m:ctrlPr>
+                <w:rPr>
+                  <w:rFonts w:ascii="Cambria Math" w:hAnsi="Cambria Math"/>
+                </w:rPr>
+              </m:ctrlPr>
+            </m:dPr>
+            <m:e>
+              <m:m>
+                <m:mPr>
+                  <m:plcHide m:val="1"/>
+                  <m:mcs>
+                    <m:mc>
+                      <m:mcPr>
+                        <m:count m:val="4"/>
+                        <m:mcJc m:val="center"/>
+                      </m:mcPr>
+                    </m:mc>
+                  </m:mcs>
+                  <m:ctrlPr>
+                    <w:rPr>
+                      <w:rFonts w:ascii="Cambria Math" w:hAnsi="Cambria Math"/>
+                    </w:rPr>
+                  </m:ctrlPr>
+                </m:mPr>
+                <m:mr>
+                  <m:e>
+                    <m:sSub>
+                      <m:sSubPr>
+                        <m:ctrlPr>
+                          <w:rPr>
+                            <w:rFonts w:ascii="Cambria Math" w:hAnsi="Cambria Math"/>
+                          </w:rPr>
+                        </m:ctrlPr>
+                      </m:sSubPr>
+                      <m:e>
+                        <m:r>
+                          <w:rPr>
+                            <w:rFonts w:ascii="Cambria Math" w:hAnsi="Cambria Math"/>
+                          </w:rPr>
+                          <m:t>w</m:t>
+                        </m:r>
+                      </m:e>
+                      <m:sub>
+                        <m:r>
+                          <w:rPr>
+                            <w:rFonts w:ascii="Cambria Math" w:hAnsi="Cambria Math"/>
+                          </w:rPr>
+                          <m:t>11</m:t>
+                        </m:r>
+                      </m:sub>
+                    </m:sSub>
+                  </m:e>
+                  <m:e>
+                    <m:sSub>
+                      <m:sSubPr>
+                        <m:ctrlPr>
+                          <w:rPr>
+                            <w:rFonts w:ascii="Cambria Math" w:hAnsi="Cambria Math"/>
+                          </w:rPr>
+                        </m:ctrlPr>
+                      </m:sSubPr>
+                      <m:e>
+                        <m:r>
+                          <w:rPr>
+                            <w:rFonts w:ascii="Cambria Math" w:hAnsi="Cambria Math"/>
+                          </w:rPr>
+                          <m:t>w</m:t>
+                        </m:r>
+                      </m:e>
+                      <m:sub>
+                        <m:r>
+                          <w:rPr>
+                            <w:rFonts w:ascii="Cambria Math" w:hAnsi="Cambria Math"/>
+                          </w:rPr>
+                          <m:t>12</m:t>
+                        </m:r>
+                      </m:sub>
+                    </m:sSub>
+                  </m:e>
+                  <m:e>
+                    <m:r>
+                      <w:rPr>
+                        <w:rFonts w:ascii="Cambria Math" w:hAnsi="Cambria Math"/>
+                      </w:rPr>
+                      <m:t>⋯</m:t>
+                    </m:r>
+                  </m:e>
+                  <m:e>
+                    <m:sSub>
+                      <m:sSubPr>
+                        <m:ctrlPr>
+                          <w:rPr>
+                            <w:rFonts w:ascii="Cambria Math" w:hAnsi="Cambria Math"/>
+                          </w:rPr>
+                        </m:ctrlPr>
+                      </m:sSubPr>
+                      <m:e>
+                        <m:r>
+                          <w:rPr>
+                            <w:rFonts w:ascii="Cambria Math" w:hAnsi="Cambria Math"/>
+                          </w:rPr>
+                          <m:t>w</m:t>
+                        </m:r>
+                      </m:e>
+                      <m:sub>
+                        <m:r>
+                          <w:rPr>
+                            <w:rFonts w:ascii="Cambria Math" w:hAnsi="Cambria Math"/>
+                          </w:rPr>
+                          <m:t>1</m:t>
+                        </m:r>
+                        <m:sSub>
+                          <m:sSubPr>
+                            <m:ctrlPr>
+                              <w:rPr>
+                                <w:rFonts w:ascii="Cambria Math" w:hAnsi="Cambria Math"/>
+                              </w:rPr>
+                            </m:ctrlPr>
+                          </m:sSubPr>
+                          <m:e>
+                            <m:r>
+                              <w:rPr>
+                                <w:rFonts w:ascii="Cambria Math" w:hAnsi="Cambria Math"/>
+                              </w:rPr>
+                              <m:t>d</m:t>
+                            </m:r>
+                          </m:e>
+                          <m:sub>
+                            <m:r>
+                              <w:rPr>
+                                <w:rFonts w:ascii="Cambria Math" w:hAnsi="Cambria Math"/>
+                              </w:rPr>
+                              <m:t>T</m:t>
+                            </m:r>
+                          </m:sub>
+                        </m:sSub>
+                      </m:sub>
+                    </m:sSub>
+                  </m:e>
+                </m:mr>
+                <m:mr>
+                  <m:e>
+                    <m:sSub>
+                      <m:sSubPr>
+                        <m:ctrlPr>
+                          <w:rPr>
+                            <w:rFonts w:ascii="Cambria Math" w:hAnsi="Cambria Math"/>
+                          </w:rPr>
+                        </m:ctrlPr>
+                      </m:sSubPr>
+                      <m:e>
+                        <m:r>
+                          <w:rPr>
+                            <w:rFonts w:ascii="Cambria Math" w:hAnsi="Cambria Math"/>
+                          </w:rPr>
+                          <m:t>w</m:t>
+                        </m:r>
+                      </m:e>
+                      <m:sub>
+                        <m:r>
+                          <w:rPr>
+                            <w:rFonts w:ascii="Cambria Math" w:hAnsi="Cambria Math"/>
+                          </w:rPr>
+                          <m:t>21</m:t>
+                        </m:r>
+                      </m:sub>
+                    </m:sSub>
+                  </m:e>
+                  <m:e>
+                    <m:sSub>
+                      <m:sSubPr>
+                        <m:ctrlPr>
+                          <w:rPr>
+                            <w:rFonts w:ascii="Cambria Math" w:hAnsi="Cambria Math"/>
+                          </w:rPr>
+                        </m:ctrlPr>
+                      </m:sSubPr>
+                      <m:e>
+                        <m:r>
+                          <w:rPr>
+                            <w:rFonts w:ascii="Cambria Math" w:hAnsi="Cambria Math"/>
+                          </w:rPr>
+                          <m:t>w</m:t>
+                        </m:r>
+                      </m:e>
+                      <m:sub>
+                        <m:r>
+                          <w:rPr>
+                            <w:rFonts w:ascii="Cambria Math" w:hAnsi="Cambria Math"/>
+                          </w:rPr>
+                          <m:t>22</m:t>
+                        </m:r>
+                      </m:sub>
+                    </m:sSub>
+                  </m:e>
+                  <m:e>
+                    <m:r>
+                      <w:rPr>
+                        <w:rFonts w:ascii="Cambria Math" w:hAnsi="Cambria Math"/>
+                      </w:rPr>
+                      <m:t>⋯</m:t>
+                    </m:r>
+                  </m:e>
+                  <m:e>
+                    <m:sSub>
+                      <m:sSubPr>
+                        <m:ctrlPr>
+                          <w:rPr>
+                            <w:rFonts w:ascii="Cambria Math" w:hAnsi="Cambria Math"/>
+                          </w:rPr>
+                        </m:ctrlPr>
+                      </m:sSubPr>
+                      <m:e>
+                        <m:r>
+                          <w:rPr>
+                            <w:rFonts w:ascii="Cambria Math" w:hAnsi="Cambria Math"/>
+                          </w:rPr>
+                          <m:t>w</m:t>
+                        </m:r>
+                      </m:e>
+                      <m:sub>
+                        <m:r>
+                          <w:rPr>
+                            <w:rFonts w:ascii="Cambria Math" w:hAnsi="Cambria Math"/>
+                          </w:rPr>
+                          <m:t>2</m:t>
+                        </m:r>
+                        <m:sSub>
+                          <m:sSubPr>
+                            <m:ctrlPr>
+                              <w:rPr>
+                                <w:rFonts w:ascii="Cambria Math" w:hAnsi="Cambria Math"/>
+                              </w:rPr>
+                            </m:ctrlPr>
+                          </m:sSubPr>
+                          <m:e>
+                            <m:r>
+                              <w:rPr>
+                                <w:rFonts w:ascii="Cambria Math" w:hAnsi="Cambria Math"/>
+                              </w:rPr>
+                              <m:t>d</m:t>
+                            </m:r>
+                          </m:e>
+                          <m:sub>
+                            <m:r>
+                              <w:rPr>
+                                <w:rFonts w:ascii="Cambria Math" w:hAnsi="Cambria Math"/>
+                              </w:rPr>
+                              <m:t>T</m:t>
+                            </m:r>
+                          </m:sub>
+                        </m:sSub>
+                      </m:sub>
+                    </m:sSub>
+                  </m:e>
+                </m:mr>
+                <m:mr>
+                  <m:e>
+                    <m:r>
+                      <w:rPr>
+                        <w:rFonts w:ascii="Cambria Math" w:hAnsi="Cambria Math"/>
+                      </w:rPr>
+                      <m:t>⋮</m:t>
+                    </m:r>
+                  </m:e>
+                  <m:e>
+                    <m:r>
+                      <w:rPr>
+                        <w:rFonts w:ascii="Cambria Math" w:hAnsi="Cambria Math"/>
+                      </w:rPr>
+                      <m:t>⋮</m:t>
+                    </m:r>
+                  </m:e>
+                  <m:e>
+                    <m:r>
+                      <w:rPr>
+                        <w:rFonts w:ascii="Cambria Math" w:hAnsi="Cambria Math"/>
+                      </w:rPr>
+                      <m:t>⋱</m:t>
+                    </m:r>
+                  </m:e>
+                  <m:e>
+                    <m:r>
+                      <w:rPr>
+                        <w:rFonts w:ascii="Cambria Math" w:hAnsi="Cambria Math"/>
+                      </w:rPr>
+                      <m:t>⋮</m:t>
+                    </m:r>
+                  </m:e>
+                </m:mr>
+                <m:mr>
+                  <m:e>
+                    <m:sSub>
+                      <m:sSubPr>
+                        <m:ctrlPr>
+                          <w:rPr>
+                            <w:rFonts w:ascii="Cambria Math" w:hAnsi="Cambria Math"/>
+                          </w:rPr>
+                        </m:ctrlPr>
+                      </m:sSubPr>
+                      <m:e>
+                        <m:r>
+                          <w:rPr>
+                            <w:rFonts w:ascii="Cambria Math" w:hAnsi="Cambria Math"/>
+                          </w:rPr>
+                          <m:t>w</m:t>
+                        </m:r>
+                      </m:e>
+                      <m:sub>
+                        <m:sSub>
+                          <m:sSubPr>
+                            <m:ctrlPr>
+                              <w:rPr>
+                                <w:rFonts w:ascii="Cambria Math" w:hAnsi="Cambria Math"/>
+                              </w:rPr>
+                            </m:ctrlPr>
+                          </m:sSubPr>
+                          <m:e>
+                            <m:r>
+                              <w:rPr>
+                                <w:rFonts w:ascii="Cambria Math" w:hAnsi="Cambria Math"/>
+                              </w:rPr>
+                              <m:t>d</m:t>
+                            </m:r>
+                          </m:e>
+                          <m:sub>
+                            <m:r>
+                              <w:rPr>
+                                <w:rFonts w:ascii="Cambria Math" w:hAnsi="Cambria Math"/>
+                              </w:rPr>
+                              <m:t>S</m:t>
+                            </m:r>
+                          </m:sub>
+                        </m:sSub>
+                        <m:r>
+                          <w:rPr>
+                            <w:rFonts w:ascii="Cambria Math" w:hAnsi="Cambria Math"/>
+                          </w:rPr>
+                          <m:t>1</m:t>
+                        </m:r>
+                      </m:sub>
+                    </m:sSub>
+                  </m:e>
+                  <m:e>
+                    <m:sSub>
+                      <m:sSubPr>
+                        <m:ctrlPr>
+                          <w:rPr>
+                            <w:rFonts w:ascii="Cambria Math" w:hAnsi="Cambria Math"/>
+                          </w:rPr>
+                        </m:ctrlPr>
+                      </m:sSubPr>
+                      <m:e>
+                        <m:r>
+                          <w:rPr>
+                            <w:rFonts w:ascii="Cambria Math" w:hAnsi="Cambria Math"/>
+                          </w:rPr>
+                          <m:t>w</m:t>
+                        </m:r>
+                      </m:e>
+                      <m:sub>
+                        <m:sSub>
+                          <m:sSubPr>
+                            <m:ctrlPr>
+                              <w:rPr>
+                                <w:rFonts w:ascii="Cambria Math" w:hAnsi="Cambria Math"/>
+                              </w:rPr>
+                            </m:ctrlPr>
+                          </m:sSubPr>
+                          <m:e>
+                            <m:r>
+                              <w:rPr>
+                                <w:rFonts w:ascii="Cambria Math" w:hAnsi="Cambria Math"/>
+                              </w:rPr>
+                              <m:t>d</m:t>
+                            </m:r>
+                          </m:e>
+                          <m:sub>
+                            <m:r>
+                              <w:rPr>
+                                <w:rFonts w:ascii="Cambria Math" w:hAnsi="Cambria Math"/>
+                              </w:rPr>
+                              <m:t>S</m:t>
+                            </m:r>
+                          </m:sub>
+                        </m:sSub>
+                        <m:r>
+                          <w:rPr>
+                            <w:rFonts w:ascii="Cambria Math" w:hAnsi="Cambria Math"/>
+                          </w:rPr>
+                          <m:t>2</m:t>
+                        </m:r>
+                      </m:sub>
+                    </m:sSub>
+                  </m:e>
+                  <m:e>
+                    <m:r>
+                      <w:rPr>
+                        <w:rFonts w:ascii="Cambria Math" w:hAnsi="Cambria Math"/>
+                      </w:rPr>
+                      <m:t>⋯</m:t>
+                    </m:r>
+                  </m:e>
+                  <m:e>
+                    <m:sSub>
+                      <m:sSubPr>
+                        <m:ctrlPr>
+                          <w:rPr>
+                            <w:rFonts w:ascii="Cambria Math" w:hAnsi="Cambria Math"/>
+                          </w:rPr>
+                        </m:ctrlPr>
+                      </m:sSubPr>
+                      <m:e>
+                        <m:r>
+                          <w:rPr>
+                            <w:rFonts w:ascii="Cambria Math" w:hAnsi="Cambria Math"/>
+                          </w:rPr>
+                          <m:t>w</m:t>
+                        </m:r>
+                      </m:e>
+                      <m:sub>
+                        <m:sSub>
+                          <m:sSubPr>
+                            <m:ctrlPr>
+                              <w:rPr>
+                                <w:rFonts w:ascii="Cambria Math" w:hAnsi="Cambria Math"/>
+                              </w:rPr>
+                            </m:ctrlPr>
+                          </m:sSubPr>
+                          <m:e>
+                            <m:r>
+                              <w:rPr>
+                                <w:rFonts w:ascii="Cambria Math" w:hAnsi="Cambria Math"/>
+                              </w:rPr>
+                              <m:t>d</m:t>
+                            </m:r>
+                          </m:e>
+                          <m:sub>
+                            <m:r>
+                              <w:rPr>
+                                <w:rFonts w:ascii="Cambria Math" w:hAnsi="Cambria Math"/>
+                              </w:rPr>
+                              <m:t>S</m:t>
+                            </m:r>
+                          </m:sub>
+                        </m:sSub>
+                        <m:sSub>
+                          <m:sSubPr>
+                            <m:ctrlPr>
+                              <w:rPr>
+                                <w:rFonts w:ascii="Cambria Math" w:hAnsi="Cambria Math"/>
+                              </w:rPr>
+                            </m:ctrlPr>
+                          </m:sSubPr>
+                          <m:e>
+                            <m:r>
+                              <w:rPr>
+                                <w:rFonts w:ascii="Cambria Math" w:hAnsi="Cambria Math"/>
+                              </w:rPr>
+                              <m:t>d</m:t>
+                            </m:r>
+                          </m:e>
+                          <m:sub>
+                            <m:r>
+                              <w:rPr>
+                                <w:rFonts w:ascii="Cambria Math" w:hAnsi="Cambria Math"/>
+                              </w:rPr>
+                              <m:t>T</m:t>
+                            </m:r>
+                          </m:sub>
+                        </m:sSub>
+                      </m:sub>
+                    </m:sSub>
+                  </m:e>
+                </m:mr>
+              </m:m>
+            </m:e>
+          </m:d>
+        </m:oMath>
+      </m:oMathPara>
+    </w:p>
+    <w:p>
+      <w:pPr>
+        <w:ind w:firstLine="480"/>
+      </w:pPr>
+      <w:r>
+        <w:rPr>
+          <w:rFonts w:hint="eastAsia"/>
+        </w:rPr>
+        <w:t>其中</w:t>
+      </w:r>
+      <w:r>
+        <w:rPr>
+          <w:rFonts w:hint="eastAsia"/>
+        </w:rPr>
+        <w:t>，</w:t>
+      </w:r>
+      <m:oMath>
+        <m:sSub>
+          <m:sSubPr>
+            <m:ctrlPr>
+              <w:rPr>
+                <w:rFonts w:ascii="Cambria Math" w:hAnsi="Cambria Math"/>
+              </w:rPr>
+            </m:ctrlPr>
+          </m:sSubPr>
+          <m:e>
+            <m:acc>
+              <m:accPr>
+                <m:ctrlPr>
+                  <w:rPr>
+                    <w:rFonts w:ascii="Cambria Math" w:hAnsi="Cambria Math"/>
+                  </w:rPr>
+                </m:ctrlPr>
+              </m:accPr>
+              <m:e>
+                <m:r>
+                  <w:rPr>
+                    <w:rFonts w:ascii="Cambria Math" w:hAnsi="Cambria Math"/>
+                  </w:rPr>
+                  <m:t>F</m:t>
+                </m:r>
+              </m:e>
+            </m:acc>
+          </m:e>
+          <m:sub>
+            <m:r>
+              <w:rPr>
+                <w:rFonts w:ascii="Cambria Math" w:hAnsi="Cambria Math"/>
+              </w:rPr>
+              <m:t>S</m:t>
+            </m:r>
+          </m:sub>
+        </m:sSub>
+      </m:oMath>
+      <w:r>
+        <w:rPr>
+          <w:rFonts w:hint="eastAsia"/>
+        </w:rPr>
+        <w:t>为</w:t>
+      </w:r>
+      <w:r>
+        <w:rPr>
+          <w:rFonts w:hint="eastAsia"/>
+        </w:rPr>
+        <w:t>映射后学生模型的中间层特征，</w:t>
+      </w:r>
+      <m:oMath>
+        <m:sSub>
+          <m:sSubPr>
+            <m:ctrlPr>
+              <w:rPr>
+                <w:rFonts w:ascii="Cambria Math" w:hAnsi="Cambria Math"/>
+              </w:rPr>
+            </m:ctrlPr>
+          </m:sSubPr>
+          <m:e>
+            <m:r>
+              <w:rPr>
+                <w:rFonts w:ascii="Cambria Math" w:hAnsi="Cambria Math"/>
+              </w:rPr>
+              <m:t>W</m:t>
+            </m:r>
+          </m:e>
+          <m:sub>
+            <m:r>
+              <w:rPr>
+                <w:rFonts w:ascii="Cambria Math" w:hAnsi="Cambria Math"/>
+              </w:rPr>
+              <m:t>p</m:t>
+            </m:r>
+          </m:sub>
+        </m:sSub>
+      </m:oMath>
+      <w:r>
+        <w:rPr>
+          <w:rFonts w:hint="eastAsia"/>
+        </w:rPr>
+        <w:t>为特征映射矩阵</w:t>
+      </w:r>
+      <w:r>
+        <w:rPr>
+          <w:rFonts w:hint="eastAsia"/>
+        </w:rPr>
+        <w:t>，使学生模型特征维度与教师模型保持一致，为后续注意力知识对齐提供统一特征空间。</w:t>
+      </w:r>
+    </w:p>
+    <w:p>
+      <w:pPr>
+        <w:keepNext/>
+        <w:ind w:firstLine="480"/>
+      </w:pPr>
+      <w:r>
+        <w:rPr>
+          <w:rFonts w:hint="eastAsia"/>
+          <w:noProof/>
+        </w:rPr>
+        <w:drawing>
+          <wp:inline distT="0" distB="0" distL="0" distR="0" wp14:anchorId="30D72668" wp14:editId="6302576A">
+            <wp:extent cx="5114925" cy="3468863"/>
+            <wp:effectExtent l="0" t="0" r="0" b="0"/>
+            <wp:docPr id="9" name="图形 9"/>
+            <wp:cNvGraphicFramePr>
+              <a:graphicFrameLocks xmlns:a="http://schemas.openxmlformats.org/drawingml/2006/main" noChangeAspect="1"/>
+            </wp:cNvGraphicFramePr>
+            <a:graphic xmlns:a="http://schemas.openxmlformats.org/drawingml/2006/main">
+              <a:graphicData uri="http://schemas.openxmlformats.org/drawingml/2006/picture">
+                <pic:pic xmlns:pic="http://schemas.openxmlformats.org/drawingml/2006/picture">
+                  <pic:nvPicPr>
+                    <pic:cNvPr id="9" name="中间特征蒸馏.svg"/>
+                    <pic:cNvPicPr/>
+                  </pic:nvPicPr>
+                  <pic:blipFill>
+                    <a:blip r:embed="rId22">
+                      <a:extLst>
+                        <a:ext uri="{28A0092B-C50C-407E-A947-70E740481C1C}">
+                          <a14:useLocalDpi xmlns:a14="http://schemas.microsoft.com/office/drawing/2010/main" val="0"/>
+                        </a:ext>
+                        <a:ext uri="{96DAC541-7B7A-43D3-8B79-37D633B846F1}">
+                          <asvg:svgBlip xmlns:asvg="http://schemas.microsoft.com/office/drawing/2016/SVG/main" r:embed="rId23"/>
+                        </a:ext>
+                      </a:extLst>
+                    </a:blip>
+                    <a:stretch>
+                      <a:fillRect/>
+                    </a:stretch>
+                  </pic:blipFill>
+                  <pic:spPr>
+                    <a:xfrm>
+                      <a:off x="0" y="0"/>
+                      <a:ext cx="5117382" cy="3470529"/>
+                    </a:xfrm>
+                    <a:prstGeom prst="rect">
+                      <a:avLst/>
+                    </a:prstGeom>
+                  </pic:spPr>
+                </pic:pic>
+              </a:graphicData>
+            </a:graphic>
+          </wp:inline>
+        </w:drawing>
+      </w:r>
+    </w:p>
+    <w:p>
+      <w:pPr>
+        <w:pStyle w:val="af7"/>
+        <w:jc w:val="center"/>
+      </w:pPr>
+      <w:r>
+        <w:rPr>
+          <w:rFonts w:hint="eastAsia"/>
+        </w:rPr>
+        <w:t>图</w:t>
+      </w:r>
+      <w:r>
+        <w:rPr>
+          <w:rFonts w:hint="eastAsia"/>
+        </w:rPr>
+        <w:t xml:space="preserve"> </w:t>
+      </w:r>
+      <w:r>
+        <w:fldChar w:fldCharType="begin"/>
+      </w:r>
+      <w:r>
+        <w:instrText xml:space="preserve"> </w:instrText>
+      </w:r>
+      <w:r>
+        <w:rPr>
+          <w:rFonts w:hint="eastAsia"/>
+        </w:rPr>
+        <w:instrText xml:space="preserve">SEQ </w:instrText>
+      </w:r>
+      <w:r>
+        <w:rPr>
+          <w:rFonts w:hint="eastAsia"/>
+        </w:rPr>
+        <w:instrText>图</w:instrText>
+      </w:r>
+      <w:r>
+        <w:rPr>
+          <w:rFonts w:hint="eastAsia"/>
+        </w:rPr>
+        <w:instrText xml:space="preserve"> \* ARABIC</w:instrText>
+      </w:r>
+      <w:r>
+        <w:instrText xml:space="preserve"> </w:instrText>
+      </w:r>
+      <w:r>
+        <w:fldChar w:fldCharType="separate"/>
+      </w:r>
+      <w:r>
+        <w:rPr>
+          <w:noProof/>
+        </w:rPr>
+        <w:t>9</w:t>
+      </w:r>
+      <w:r>
+        <w:fldChar w:fldCharType="end"/>
+      </w:r>
+      <w:r>
+        <w:t xml:space="preserve"> </w:t>
+      </w:r>
+      <w:r>
+        <w:rPr>
+          <w:rFonts w:hint="eastAsia"/>
+        </w:rPr>
+        <w:t>基于中间特征的蒸馏方法框架</w:t>
+      </w:r>
+    </w:p>
+    <w:p>
+      <w:pPr>
+        <w:ind w:firstLine="480"/>
+      </w:pPr>
+      <w:r>
+        <w:t>借鉴空间注意力图对图像关键区域进行筛选的思想，针对</w:t>
+      </w:r>
+      <w:r>
+        <w:t xml:space="preserve"> T5 </w:t>
+      </w:r>
+      <w:r>
+        <w:t>文本特征在</w:t>
+      </w:r>
+      <w:r>
+        <w:rPr>
+          <w:rStyle w:val="af2"/>
+          <w:b w:val="0"/>
+        </w:rPr>
+        <w:t>序列位置维度</w:t>
+      </w:r>
+      <w:r>
+        <w:t>上的语义差异，构建序列位置注意力模块。</w:t>
+      </w:r>
+    </w:p>
+    <w:p>
+      <w:pPr>
+        <w:ind w:firstLine="480"/>
+      </w:pPr>
+      <w:r>
+        <w:t>完成教师模型与学生模型多层级特征提取及维度映射后，进一步针对不同特征维度和不同序列位置对电网应急</w:t>
+      </w:r>
+      <w:proofErr w:type="gramStart"/>
+      <w:r>
+        <w:t>研判任务</w:t>
+      </w:r>
+      <w:proofErr w:type="gramEnd"/>
+      <w:r>
+        <w:t>贡献程度存在差异的问题，引入</w:t>
+      </w:r>
+      <w:r>
+        <w:rPr>
+          <w:rStyle w:val="af2"/>
+          <w:b w:val="0"/>
+        </w:rPr>
+        <w:t>通道注意力与序列位置注意力机制</w:t>
+      </w:r>
+      <w:r>
+        <w:t>，对师生模型对应层的中间特征进行关键知识提取与增强。通过通道注意力自适应学习不同隐藏语义特征的重要程度，并通过序列位置注意力进一步刻画输入文本中不同位置的语义贡献，使蒸馏过程由对全部中间特征的无差别拟合转变为对关键语义知识的重点迁移。</w:t>
+      </w:r>
+    </w:p>
+    <w:p>
+      <w:pPr>
+        <w:ind w:firstLine="480"/>
+      </w:pPr>
+      <w:r>
+        <w:lastRenderedPageBreak/>
+        <w:t>对于第</w:t>
+      </w:r>
+      <m:oMath>
+        <m:r>
+          <m:rPr>
+            <m:sty m:val="p"/>
+          </m:rPr>
+          <w:rPr>
+            <w:rFonts w:ascii="Cambria Math" w:hAnsi="Cambria Math" w:hint="eastAsia"/>
+          </w:rPr>
+          <m:t>k</m:t>
+        </m:r>
+      </m:oMath>
+      <w:r>
+        <w:t>组师生对应层，</w:t>
+      </w:r>
+      <w:proofErr w:type="gramStart"/>
+      <w:r>
+        <w:t>设教师</w:t>
+      </w:r>
+      <w:proofErr w:type="gramEnd"/>
+      <w:r>
+        <w:t>模型中间特征和经过映射后的学生模型中间特征</w:t>
+      </w:r>
+      <w:r>
+        <w:rPr>
+          <w:rFonts w:hint="eastAsia"/>
+        </w:rPr>
+        <w:t>统一表示为</w:t>
+      </w:r>
+      <w:r>
+        <w:t>：</w:t>
+      </w:r>
+    </w:p>
+    <w:p>
+      <w:pPr>
+        <w:ind w:firstLine="480"/>
+      </w:pPr>
+      <m:oMathPara>
+        <m:oMath>
+          <m:sSup>
+            <m:sSupPr>
+              <m:ctrlPr>
+                <w:rPr>
+                  <w:rFonts w:ascii="Cambria Math" w:hAnsi="Cambria Math"/>
+                </w:rPr>
+              </m:ctrlPr>
+            </m:sSupPr>
+            <m:e>
+              <m:r>
+                <w:rPr>
+                  <w:rFonts w:ascii="Cambria Math" w:hAnsi="Cambria Math"/>
+                </w:rPr>
+                <m:t>F</m:t>
+              </m:r>
+            </m:e>
+            <m:sup>
+              <m:r>
+                <w:rPr>
+                  <w:rFonts w:ascii="Cambria Math" w:hAnsi="Cambria Math"/>
+                </w:rPr>
+                <m:t>(k)</m:t>
+              </m:r>
+            </m:sup>
+          </m:sSup>
+          <m:r>
+            <w:rPr>
+              <w:rFonts w:ascii="Cambria Math" w:hAnsi="Cambria Math"/>
+            </w:rPr>
+            <m:t>∈</m:t>
+          </m:r>
+          <m:sSup>
+            <m:sSupPr>
+              <m:ctrlPr>
+                <w:rPr>
+                  <w:rFonts w:ascii="Cambria Math" w:hAnsi="Cambria Math"/>
+                </w:rPr>
+              </m:ctrlPr>
+            </m:sSupPr>
+            <m:e>
+              <m:r>
+                <m:rPr>
+                  <m:sty m:val="p"/>
+                </m:rPr>
+                <w:rPr>
+                  <w:rFonts w:ascii="Cambria Math" w:hAnsi="Cambria Math"/>
+                </w:rPr>
+                <m:t>R</m:t>
+              </m:r>
+            </m:e>
+            <m:sup>
+              <m:r>
+                <w:rPr>
+                  <w:rFonts w:ascii="Cambria Math" w:hAnsi="Cambria Math"/>
+                </w:rPr>
+                <m:t>B×L×d</m:t>
+              </m:r>
+            </m:sup>
+          </m:sSup>
+        </m:oMath>
+      </m:oMathPara>
+    </w:p>
+    <w:p>
+      <w:pPr>
+        <w:ind w:firstLine="480"/>
+      </w:pPr>
+      <w:r>
+        <w:t>其中，</w:t>
+      </w:r>
+      <m:oMath>
+        <m:r>
+          <w:rPr>
+            <w:rFonts w:ascii="Cambria Math" w:hAnsi="Cambria Math"/>
+          </w:rPr>
+          <m:t>B</m:t>
+        </m:r>
+      </m:oMath>
+      <w:r>
+        <w:t>为批次大小，</w:t>
+      </w:r>
+      <m:oMath>
+        <m:r>
+          <w:rPr>
+            <w:rFonts w:ascii="Cambria Math" w:hAnsi="Cambria Math"/>
+          </w:rPr>
+          <m:t>L</m:t>
+        </m:r>
+      </m:oMath>
+      <w:r>
+        <w:t>为输入文本序列长度，</w:t>
+      </w:r>
+      <m:oMath>
+        <m:r>
+          <w:rPr>
+            <w:rFonts w:ascii="Cambria Math" w:hAnsi="Cambria Math"/>
+          </w:rPr>
+          <m:t>d</m:t>
+        </m:r>
+      </m:oMath>
+      <w:r>
+        <w:t>为完成维度适配后的隐藏特征维度。</w:t>
+      </w:r>
+    </w:p>
+    <w:p>
+      <w:pPr>
+        <w:ind w:firstLine="480"/>
+      </w:pPr>
+      <w:r>
+        <w:rPr>
+          <w:rFonts w:hint="eastAsia"/>
+        </w:rPr>
+        <w:t>接着</w:t>
+      </w:r>
+      <w:r>
+        <w:t>沿文本序列维度</w:t>
+      </w:r>
+      <w:r>
+        <w:t xml:space="preserve"> </w:t>
+      </w:r>
+      <m:oMath>
+        <m:r>
+          <w:rPr>
+            <w:rFonts w:ascii="Cambria Math" w:hAnsi="Cambria Math"/>
+          </w:rPr>
+          <m:t>L</m:t>
+        </m:r>
+      </m:oMath>
+      <w:r>
+        <w:t>分别执行全局</w:t>
+      </w:r>
+      <w:proofErr w:type="gramStart"/>
+      <w:r>
+        <w:t>平均池化和</w:t>
+      </w:r>
+      <w:proofErr w:type="gramEnd"/>
+      <w:r>
+        <w:t>全局最大池化，将每个隐藏特征维度在整个输入序列中的响应进行聚合：</w:t>
+      </w:r>
+    </w:p>
+    <w:p>
+      <w:pPr>
+        <w:ind w:firstLine="480"/>
+      </w:pPr>
+      <m:oMathPara>
+        <m:oMath>
+          <m:eqArr>
+            <m:eqArrPr>
+              <m:ctrlPr>
+                <w:rPr>
+                  <w:rFonts w:ascii="Cambria Math" w:hAnsi="Cambria Math"/>
+                </w:rPr>
+              </m:ctrlPr>
+            </m:eqArrPr>
+            <m:e>
+              <m:sSubSup>
+                <m:sSubSupPr>
+                  <m:ctrlPr>
+                    <w:rPr>
+                      <w:rFonts w:ascii="Cambria Math" w:hAnsi="Cambria Math"/>
+                    </w:rPr>
+                  </m:ctrlPr>
+                </m:sSubSupPr>
+                <m:e>
+                  <m:r>
+                    <w:rPr>
+                      <w:rFonts w:ascii="Cambria Math" w:hAnsi="Cambria Math"/>
+                    </w:rPr>
+                    <m:t>Z</m:t>
+                  </m:r>
+                </m:e>
+                <m:sub>
+                  <m:r>
+                    <m:rPr>
+                      <m:sty m:val="p"/>
+                    </m:rPr>
+                    <w:rPr>
+                      <w:rFonts w:ascii="Cambria Math" w:hAnsi="Cambria Math"/>
+                    </w:rPr>
+                    <m:t>avg</m:t>
+                  </m:r>
+                </m:sub>
+                <m:sup>
+                  <m:r>
+                    <w:rPr>
+                      <w:rFonts w:ascii="Cambria Math" w:hAnsi="Cambria Math"/>
+                    </w:rPr>
+                    <m:t>c</m:t>
+                  </m:r>
+                </m:sup>
+              </m:sSubSup>
+              <m:r>
+                <w:rPr>
+                  <w:rFonts w:ascii="Cambria Math" w:hAnsi="Cambria Math"/>
+                </w:rPr>
+                <m:t>=</m:t>
+              </m:r>
+              <m:sSub>
+                <m:sSubPr>
+                  <m:ctrlPr>
+                    <w:rPr>
+                      <w:rFonts w:ascii="Cambria Math" w:hAnsi="Cambria Math"/>
+                    </w:rPr>
+                  </m:ctrlPr>
+                </m:sSubPr>
+                <m:e>
+                  <m:r>
+                    <m:rPr>
+                      <m:sty m:val="p"/>
+                    </m:rPr>
+                    <w:rPr>
+                      <w:rFonts w:ascii="Cambria Math" w:hAnsi="Cambria Math"/>
+                    </w:rPr>
+                    <m:t>AvgPool</m:t>
+                  </m:r>
+                </m:e>
+                <m:sub>
+                  <m:r>
+                    <w:rPr>
+                      <w:rFonts w:ascii="Cambria Math" w:hAnsi="Cambria Math"/>
+                    </w:rPr>
+                    <m:t>L</m:t>
+                  </m:r>
+                </m:sub>
+              </m:sSub>
+              <m:r>
+                <w:rPr>
+                  <w:rFonts w:ascii="Cambria Math" w:hAnsi="Cambria Math"/>
+                </w:rPr>
+                <m:t>(</m:t>
+              </m:r>
+              <m:sSup>
+                <m:sSupPr>
+                  <m:ctrlPr>
+                    <w:rPr>
+                      <w:rFonts w:ascii="Cambria Math" w:hAnsi="Cambria Math"/>
+                    </w:rPr>
+                  </m:ctrlPr>
+                </m:sSupPr>
+                <m:e>
+                  <m:r>
+                    <w:rPr>
+                      <w:rFonts w:ascii="Cambria Math" w:hAnsi="Cambria Math"/>
+                    </w:rPr>
+                    <m:t>F</m:t>
+                  </m:r>
+                </m:e>
+                <m:sup>
+                  <m:r>
+                    <w:rPr>
+                      <w:rFonts w:ascii="Cambria Math" w:hAnsi="Cambria Math"/>
+                    </w:rPr>
+                    <m:t>(k)</m:t>
+                  </m:r>
+                </m:sup>
+              </m:sSup>
+              <m:r>
+                <w:rPr>
+                  <w:rFonts w:ascii="Cambria Math" w:hAnsi="Cambria Math"/>
+                </w:rPr>
+                <m:t>)</m:t>
+              </m:r>
+            </m:e>
+            <m:e>
+              <m:sSubSup>
+                <m:sSubSupPr>
+                  <m:ctrlPr>
+                    <w:rPr>
+                      <w:rFonts w:ascii="Cambria Math" w:hAnsi="Cambria Math"/>
+                    </w:rPr>
+                  </m:ctrlPr>
+                </m:sSubSupPr>
+                <m:e>
+                  <m:r>
+                    <w:rPr>
+                      <w:rFonts w:ascii="Cambria Math" w:hAnsi="Cambria Math"/>
+                    </w:rPr>
+                    <m:t>Z</m:t>
+                  </m:r>
+                </m:e>
+                <m:sub>
+                  <m:r>
+                    <m:rPr>
+                      <m:sty m:val="p"/>
+                    </m:rPr>
+                    <w:rPr>
+                      <w:rFonts w:ascii="Cambria Math" w:hAnsi="Cambria Math"/>
+                    </w:rPr>
+                    <m:t>max</m:t>
+                  </m:r>
+                </m:sub>
+                <m:sup>
+                  <m:r>
+                    <w:rPr>
+                      <w:rFonts w:ascii="Cambria Math" w:hAnsi="Cambria Math"/>
+                    </w:rPr>
+                    <m:t>c</m:t>
+                  </m:r>
+                </m:sup>
+              </m:sSubSup>
+              <m:r>
+                <w:rPr>
+                  <w:rFonts w:ascii="Cambria Math" w:hAnsi="Cambria Math"/>
+                </w:rPr>
+                <m:t>=</m:t>
+              </m:r>
+              <m:sSub>
+                <m:sSubPr>
+                  <m:ctrlPr>
+                    <w:rPr>
+                      <w:rFonts w:ascii="Cambria Math" w:hAnsi="Cambria Math"/>
+                    </w:rPr>
+                  </m:ctrlPr>
+                </m:sSubPr>
+                <m:e>
+                  <m:r>
+                    <m:rPr>
+                      <m:sty m:val="p"/>
+                    </m:rPr>
+                    <w:rPr>
+                      <w:rFonts w:ascii="Cambria Math" w:hAnsi="Cambria Math"/>
+                    </w:rPr>
+                    <m:t>MaxPool</m:t>
+                  </m:r>
+                </m:e>
+                <m:sub>
+                  <m:r>
+                    <w:rPr>
+                      <w:rFonts w:ascii="Cambria Math" w:hAnsi="Cambria Math"/>
+                    </w:rPr>
+                    <m:t>L</m:t>
+                  </m:r>
+                </m:sub>
+              </m:sSub>
+              <m:r>
+                <w:rPr>
+                  <w:rFonts w:ascii="Cambria Math" w:hAnsi="Cambria Math"/>
+                </w:rPr>
+                <m:t>(</m:t>
+              </m:r>
+              <m:sSup>
+                <m:sSupPr>
+                  <m:ctrlPr>
+                    <w:rPr>
+                      <w:rFonts w:ascii="Cambria Math" w:hAnsi="Cambria Math"/>
+                    </w:rPr>
+                  </m:ctrlPr>
+                </m:sSupPr>
+                <m:e>
+                  <m:r>
+                    <w:rPr>
+                      <w:rFonts w:ascii="Cambria Math" w:hAnsi="Cambria Math"/>
+                    </w:rPr>
+                    <m:t>F</m:t>
+                  </m:r>
+                </m:e>
+                <m:sup>
+                  <m:r>
+                    <w:rPr>
+                      <w:rFonts w:ascii="Cambria Math" w:hAnsi="Cambria Math"/>
+                    </w:rPr>
+                    <m:t>(k)</m:t>
+                  </m:r>
+                </m:sup>
+              </m:sSup>
+              <m:r>
+                <w:rPr>
+                  <w:rFonts w:ascii="Cambria Math" w:hAnsi="Cambria Math"/>
+                </w:rPr>
+                <m:t>)</m:t>
+              </m:r>
+            </m:e>
+          </m:eqArr>
+        </m:oMath>
+      </m:oMathPara>
+    </w:p>
+    <w:p>
+      <w:pPr>
+        <w:ind w:firstLine="480"/>
+      </w:pPr>
+      <w:r>
+        <w:t>得到：</w:t>
+      </w:r>
+    </w:p>
+    <w:p>
+      <w:pPr>
+        <w:ind w:firstLine="480"/>
+      </w:pPr>
+      <m:oMathPara>
+        <m:oMath>
+          <m:sSubSup>
+            <m:sSubSupPr>
+              <m:ctrlPr>
+                <w:rPr>
+                  <w:rFonts w:ascii="Cambria Math" w:hAnsi="Cambria Math"/>
+                </w:rPr>
+              </m:ctrlPr>
+            </m:sSubSupPr>
+            <m:e>
+              <m:r>
+                <w:rPr>
+                  <w:rFonts w:ascii="Cambria Math" w:hAnsi="Cambria Math"/>
+                </w:rPr>
+                <m:t>Z</m:t>
+              </m:r>
+            </m:e>
+            <m:sub>
+              <m:r>
+                <m:rPr>
+                  <m:sty m:val="p"/>
+                </m:rPr>
+                <w:rPr>
+                  <w:rFonts w:ascii="Cambria Math" w:hAnsi="Cambria Math"/>
+                </w:rPr>
+                <m:t>avg</m:t>
+              </m:r>
+            </m:sub>
+            <m:sup>
+              <m:r>
+                <w:rPr>
+                  <w:rFonts w:ascii="Cambria Math" w:hAnsi="Cambria Math"/>
+                </w:rPr>
+                <m:t>c</m:t>
+              </m:r>
+            </m:sup>
+          </m:sSubSup>
+          <m:r>
+            <w:rPr>
+              <w:rFonts w:ascii="Cambria Math" w:hAnsi="Cambria Math"/>
+            </w:rPr>
+            <m:t>,</m:t>
+          </m:r>
+          <m:sSubSup>
+            <m:sSubSupPr>
+              <m:ctrlPr>
+                <w:rPr>
+                  <w:rFonts w:ascii="Cambria Math" w:hAnsi="Cambria Math"/>
+                </w:rPr>
+              </m:ctrlPr>
+            </m:sSubSupPr>
+            <m:e>
+              <m:r>
+                <w:rPr>
+                  <w:rFonts w:ascii="Cambria Math" w:hAnsi="Cambria Math"/>
+                </w:rPr>
+                <m:t>Z</m:t>
+              </m:r>
+            </m:e>
+            <m:sub>
+              <m:r>
+                <m:rPr>
+                  <m:sty m:val="p"/>
+                </m:rPr>
+                <w:rPr>
+                  <w:rFonts w:ascii="Cambria Math" w:hAnsi="Cambria Math"/>
+                </w:rPr>
+                <m:t>max</m:t>
+              </m:r>
+            </m:sub>
+            <m:sup>
+              <m:r>
+                <w:rPr>
+                  <w:rFonts w:ascii="Cambria Math" w:hAnsi="Cambria Math"/>
+                </w:rPr>
+                <m:t>c</m:t>
+              </m:r>
+            </m:sup>
+          </m:sSubSup>
+          <m:r>
+            <w:rPr>
+              <w:rFonts w:ascii="Cambria Math" w:hAnsi="Cambria Math"/>
+            </w:rPr>
+            <m:t>∈</m:t>
+          </m:r>
+          <m:sSup>
+            <m:sSupPr>
+              <m:ctrlPr>
+                <w:rPr>
+                  <w:rFonts w:ascii="Cambria Math" w:hAnsi="Cambria Math"/>
+                </w:rPr>
+              </m:ctrlPr>
+            </m:sSupPr>
+            <m:e>
+              <m:r>
+                <m:rPr>
+                  <m:sty m:val="p"/>
+                </m:rPr>
+                <w:rPr>
+                  <w:rFonts w:ascii="Cambria Math" w:hAnsi="Cambria Math"/>
+                </w:rPr>
+                <m:t>R</m:t>
+              </m:r>
+            </m:e>
+            <m:sup>
+              <m:r>
+                <w:rPr>
+                  <w:rFonts w:ascii="Cambria Math" w:hAnsi="Cambria Math"/>
+                </w:rPr>
+                <m:t>B×d</m:t>
+              </m:r>
+            </m:sup>
+          </m:sSup>
+        </m:oMath>
+      </m:oMathPara>
+    </w:p>
+    <w:p>
+      <w:pPr>
+        <w:ind w:firstLine="480"/>
+      </w:pPr>
+      <w:r>
+        <w:t>其中，全局平均</w:t>
+      </w:r>
+      <w:proofErr w:type="gramStart"/>
+      <w:r>
+        <w:t>池化用于</w:t>
+      </w:r>
+      <w:proofErr w:type="gramEnd"/>
+      <w:r>
+        <w:t>反映某一隐藏维度在整个输入序列中的</w:t>
+      </w:r>
+      <w:r>
+        <w:rPr>
+          <w:rStyle w:val="af2"/>
+          <w:b w:val="0"/>
+        </w:rPr>
+        <w:t>整体响应水平</w:t>
+      </w:r>
+      <w:r>
+        <w:t>，而全局最大</w:t>
+      </w:r>
+      <w:proofErr w:type="gramStart"/>
+      <w:r>
+        <w:t>池化用于</w:t>
+      </w:r>
+      <w:proofErr w:type="gramEnd"/>
+      <w:r>
+        <w:t>提取该隐藏维度在关键</w:t>
+      </w:r>
+      <w:r>
+        <w:t>T</w:t>
+      </w:r>
+      <w:r>
+        <w:rPr>
+          <w:rFonts w:hint="eastAsia"/>
+        </w:rPr>
+        <w:t>oken</w:t>
+      </w:r>
+      <w:r>
+        <w:t>位置产生的</w:t>
+      </w:r>
+      <w:r>
+        <w:rPr>
+          <w:rStyle w:val="af2"/>
+          <w:b w:val="0"/>
+        </w:rPr>
+        <w:t>最强响应信息</w:t>
+      </w:r>
+      <w:r>
+        <w:t>，二者结合能够更加全面地反映不同语义特征维度的重要程度。</w:t>
+      </w:r>
+    </w:p>
+    <w:p>
+      <w:pPr>
+        <w:ind w:firstLine="480"/>
+      </w:pPr>
+      <w:r>
+        <w:t>对于文本序列中的</w:t>
+      </w:r>
+      <w:r>
+        <w:t>Padding Token</w:t>
+      </w:r>
+      <w:r>
+        <w:t>，</w:t>
+      </w:r>
+      <w:proofErr w:type="gramStart"/>
+      <w:r>
+        <w:t>在池化过程</w:t>
+      </w:r>
+      <w:proofErr w:type="gramEnd"/>
+      <w:r>
+        <w:t>中应通过有效位置掩码</w:t>
+      </w:r>
+      <w:r>
+        <w:t xml:space="preserve"> MM </w:t>
+      </w:r>
+      <w:r>
+        <w:t>进行屏蔽，避免无效填充位置对注意力权重计算产生干扰。</w:t>
+      </w:r>
+      <w:proofErr w:type="gramStart"/>
+      <w:r>
+        <w:t>平均池化可</w:t>
+      </w:r>
+      <w:proofErr w:type="gramEnd"/>
+      <w:r>
+        <w:t>表示为：</w:t>
+      </w:r>
+    </w:p>
+    <w:p>
+      <w:pPr>
+        <w:ind w:firstLine="480"/>
+      </w:pPr>
+      <m:oMathPara>
+        <m:oMath>
+          <m:sSub>
+            <m:sSubPr>
+              <m:ctrlPr>
+                <w:rPr>
+                  <w:rFonts w:ascii="Cambria Math" w:hAnsi="Cambria Math"/>
+                </w:rPr>
+              </m:ctrlPr>
+            </m:sSubPr>
+            <m:e>
+              <m:r>
+                <w:rPr>
+                  <w:rFonts w:ascii="Cambria Math" w:hAnsi="Cambria Math"/>
+                </w:rPr>
+                <m:t>Z</m:t>
+              </m:r>
+            </m:e>
+            <m:sub>
+              <m:r>
+                <m:rPr>
+                  <m:sty m:val="p"/>
+                </m:rPr>
+                <w:rPr>
+                  <w:rFonts w:ascii="Cambria Math" w:hAnsi="Cambria Math"/>
+                </w:rPr>
+                <m:t>avg</m:t>
+              </m:r>
+              <m:r>
+                <w:rPr>
+                  <w:rFonts w:ascii="Cambria Math" w:hAnsi="Cambria Math"/>
+                </w:rPr>
+                <m:t>,c</m:t>
+              </m:r>
+            </m:sub>
+          </m:sSub>
+          <m:r>
+            <w:rPr>
+              <w:rFonts w:ascii="Cambria Math" w:hAnsi="Cambria Math"/>
+            </w:rPr>
+            <m:t>=</m:t>
+          </m:r>
+          <m:f>
+            <m:fPr>
+              <m:ctrlPr>
+                <w:rPr>
+                  <w:rFonts w:ascii="Cambria Math" w:hAnsi="Cambria Math"/>
+                </w:rPr>
+              </m:ctrlPr>
+            </m:fPr>
+            <m:num>
+              <m:nary>
+                <m:naryPr>
+                  <m:chr m:val="∑"/>
+                  <m:limLoc m:val="undOvr"/>
+                  <m:grow m:val="1"/>
+                  <m:ctrlPr>
+                    <w:rPr>
+                      <w:rFonts w:ascii="Cambria Math" w:hAnsi="Cambria Math"/>
+                    </w:rPr>
+                  </m:ctrlPr>
+                </m:naryPr>
+                <m:sub>
+                  <m:r>
+                    <w:rPr>
+                      <w:rFonts w:ascii="Cambria Math" w:hAnsi="Cambria Math"/>
+                    </w:rPr>
+                    <m:t>t=1</m:t>
+                  </m:r>
+                </m:sub>
+                <m:sup>
+                  <m:r>
+                    <w:rPr>
+                      <w:rFonts w:ascii="Cambria Math" w:hAnsi="Cambria Math"/>
+                    </w:rPr>
+                    <m:t>L</m:t>
+                  </m:r>
+                </m:sup>
+                <m:e>
+                  <m:r>
+                    <w:rPr>
+                      <w:rFonts w:ascii="Cambria Math" w:hAnsi="Cambria Math"/>
+                    </w:rPr>
+                    <m:t> </m:t>
+                  </m:r>
+                </m:e>
+              </m:nary>
+              <m:sSub>
+                <m:sSubPr>
+                  <m:ctrlPr>
+                    <w:rPr>
+                      <w:rFonts w:ascii="Cambria Math" w:hAnsi="Cambria Math"/>
+                    </w:rPr>
+                  </m:ctrlPr>
+                </m:sSubPr>
+                <m:e>
+                  <m:r>
+                    <w:rPr>
+                      <w:rFonts w:ascii="Cambria Math" w:hAnsi="Cambria Math"/>
+                    </w:rPr>
+                    <m:t>M</m:t>
+                  </m:r>
+                </m:e>
+                <m:sub>
+                  <m:r>
+                    <w:rPr>
+                      <w:rFonts w:ascii="Cambria Math" w:hAnsi="Cambria Math"/>
+                    </w:rPr>
+                    <m:t>t</m:t>
+                  </m:r>
+                </m:sub>
+              </m:sSub>
+              <m:sSub>
+                <m:sSubPr>
+                  <m:ctrlPr>
+                    <w:rPr>
+                      <w:rFonts w:ascii="Cambria Math" w:hAnsi="Cambria Math"/>
+                    </w:rPr>
+                  </m:ctrlPr>
+                </m:sSubPr>
+                <m:e>
+                  <m:r>
+                    <w:rPr>
+                      <w:rFonts w:ascii="Cambria Math" w:hAnsi="Cambria Math"/>
+                    </w:rPr>
+                    <m:t>F</m:t>
+                  </m:r>
+                </m:e>
+                <m:sub>
+                  <m:r>
+                    <w:rPr>
+                      <w:rFonts w:ascii="Cambria Math" w:hAnsi="Cambria Math"/>
+                    </w:rPr>
+                    <m:t>t,c</m:t>
+                  </m:r>
+                </m:sub>
+              </m:sSub>
+            </m:num>
+            <m:den>
+              <m:nary>
+                <m:naryPr>
+                  <m:chr m:val="∑"/>
+                  <m:limLoc m:val="undOvr"/>
+                  <m:grow m:val="1"/>
+                  <m:ctrlPr>
+                    <w:rPr>
+                      <w:rFonts w:ascii="Cambria Math" w:hAnsi="Cambria Math"/>
+                    </w:rPr>
+                  </m:ctrlPr>
+                </m:naryPr>
+                <m:sub>
+                  <m:r>
+                    <w:rPr>
+                      <w:rFonts w:ascii="Cambria Math" w:hAnsi="Cambria Math"/>
+                    </w:rPr>
+                    <m:t>t=1</m:t>
+                  </m:r>
+                </m:sub>
+                <m:sup>
+                  <m:r>
+                    <w:rPr>
+                      <w:rFonts w:ascii="Cambria Math" w:hAnsi="Cambria Math"/>
+                    </w:rPr>
+                    <m:t>L</m:t>
+                  </m:r>
+                </m:sup>
+                <m:e>
+                  <m:r>
+                    <w:rPr>
+                      <w:rFonts w:ascii="Cambria Math" w:hAnsi="Cambria Math"/>
+                    </w:rPr>
+                    <m:t> </m:t>
+                  </m:r>
+                </m:e>
+              </m:nary>
+              <m:sSub>
+                <m:sSubPr>
+                  <m:ctrlPr>
+                    <w:rPr>
+                      <w:rFonts w:ascii="Cambria Math" w:hAnsi="Cambria Math"/>
+                    </w:rPr>
+                  </m:ctrlPr>
+                </m:sSubPr>
+                <m:e>
+                  <m:r>
+                    <w:rPr>
+                      <w:rFonts w:ascii="Cambria Math" w:hAnsi="Cambria Math"/>
+                    </w:rPr>
+                    <m:t>M</m:t>
+                  </m:r>
+                </m:e>
+                <m:sub>
+                  <m:r>
+                    <w:rPr>
+                      <w:rFonts w:ascii="Cambria Math" w:hAnsi="Cambria Math"/>
+                    </w:rPr>
+                    <m:t>t</m:t>
+                  </m:r>
+                </m:sub>
+              </m:sSub>
+            </m:den>
+          </m:f>
+        </m:oMath>
+      </m:oMathPara>
+    </w:p>
+    <w:p>
+      <w:pPr>
+        <w:ind w:firstLine="480"/>
+      </w:pPr>
+      <w:r>
+        <w:t>其中</w:t>
+      </w:r>
+      <w:r>
+        <w:t xml:space="preserve"> </w:t>
+      </w:r>
+      <m:oMath>
+        <m:sSub>
+          <m:sSubPr>
+            <m:ctrlPr>
+              <w:rPr>
+                <w:rFonts w:ascii="Cambria Math" w:hAnsi="Cambria Math"/>
+              </w:rPr>
+            </m:ctrlPr>
+          </m:sSubPr>
+          <m:e>
+            <m:r>
+              <w:rPr>
+                <w:rFonts w:ascii="Cambria Math" w:hAnsi="Cambria Math"/>
+              </w:rPr>
+              <m:t>M</m:t>
+            </m:r>
+          </m:e>
+          <m:sub>
+            <m:r>
+              <w:rPr>
+                <w:rFonts w:ascii="Cambria Math" w:hAnsi="Cambria Math"/>
+              </w:rPr>
+              <m:t>t</m:t>
+            </m:r>
+          </m:sub>
+        </m:sSub>
+        <m:r>
+          <w:rPr>
+            <w:rFonts w:ascii="Cambria Math" w:hAnsi="Cambria Math"/>
+          </w:rPr>
+          <m:t>∈{0,1}</m:t>
+        </m:r>
+      </m:oMath>
+      <w:r>
+        <w:t>表示第</w:t>
+      </w:r>
+      <m:oMath>
+        <m:r>
+          <w:rPr>
+            <w:rFonts w:ascii="Cambria Math" w:hAnsi="Cambria Math"/>
+          </w:rPr>
+          <m:t>t</m:t>
+        </m:r>
+      </m:oMath>
+      <w:proofErr w:type="gramStart"/>
+      <w:r>
+        <w:t>个</w:t>
+      </w:r>
+      <w:proofErr w:type="gramEnd"/>
+      <w:r>
+        <w:t xml:space="preserve"> Token </w:t>
+      </w:r>
+      <w:r>
+        <w:t>是否为有效文本位置。</w:t>
+      </w:r>
+    </w:p>
+    <w:p>
+      <w:pPr>
+        <w:ind w:firstLine="480"/>
+      </w:pPr>
+      <w:r>
+        <w:rPr>
+          <w:rFonts w:hint="eastAsia"/>
+        </w:rPr>
+        <w:t>随后将</w:t>
+      </w:r>
+      <w:proofErr w:type="gramStart"/>
+      <w:r>
+        <w:t>平均池化和最大池化得</w:t>
+      </w:r>
+      <w:proofErr w:type="gramEnd"/>
+      <w:r>
+        <w:t>到的全局特征分别输入参数共享的两层感知机，</w:t>
+      </w:r>
+      <w:proofErr w:type="gramStart"/>
+      <w:r>
+        <w:t>通过降</w:t>
+      </w:r>
+      <w:proofErr w:type="gramEnd"/>
+      <w:r>
+        <w:t>维</w:t>
+      </w:r>
+      <w:r>
+        <w:t>—</w:t>
+      </w:r>
+      <w:r>
+        <w:t>非线性激活</w:t>
+      </w:r>
+      <w:proofErr w:type="gramStart"/>
+      <w:r>
+        <w:t>—</w:t>
+      </w:r>
+      <w:r>
+        <w:t>升维过</w:t>
+      </w:r>
+      <w:proofErr w:type="gramEnd"/>
+      <w:r>
+        <w:t>程建立不同隐藏特征维度之间的依赖关系：</w:t>
+      </w:r>
+    </w:p>
+    <w:p>
+      <w:pPr>
+        <w:ind w:firstLine="480"/>
+      </w:pPr>
+      <m:oMathPara>
+        <m:oMath>
+          <m:sSub>
+            <m:sSubPr>
+              <m:ctrlPr>
+                <w:rPr>
+                  <w:rFonts w:ascii="Cambria Math" w:hAnsi="Cambria Math"/>
+                </w:rPr>
+              </m:ctrlPr>
+            </m:sSubPr>
+            <m:e>
+              <m:r>
+                <w:rPr>
+                  <w:rFonts w:ascii="Cambria Math" w:hAnsi="Cambria Math"/>
+                </w:rPr>
+                <m:t>M</m:t>
+              </m:r>
+            </m:e>
+            <m:sub>
+              <m:r>
+                <w:rPr>
+                  <w:rFonts w:ascii="Cambria Math" w:hAnsi="Cambria Math"/>
+                </w:rPr>
+                <m:t>c</m:t>
+              </m:r>
+            </m:sub>
+          </m:sSub>
+          <m:r>
+            <w:rPr>
+              <w:rFonts w:ascii="Cambria Math" w:hAnsi="Cambria Math"/>
+            </w:rPr>
+            <m:t>(F)=σ</m:t>
+          </m:r>
+          <m:d>
+            <m:dPr>
+              <m:begChr m:val="["/>
+              <m:endChr m:val="]"/>
+              <m:ctrlPr>
+                <w:rPr>
+                  <w:rFonts w:ascii="Cambria Math" w:hAnsi="Cambria Math"/>
+                </w:rPr>
+              </m:ctrlPr>
+            </m:dPr>
+            <m:e>
+              <m:eqArr>
+                <m:eqArrPr>
+                  <m:ctrlPr>
+                    <w:rPr>
+                      <w:rFonts w:ascii="Cambria Math" w:hAnsi="Cambria Math"/>
+                    </w:rPr>
+                  </m:ctrlPr>
+                </m:eqArrPr>
+                <m:e>
+                  <m:sSub>
+                    <m:sSubPr>
+                      <m:ctrlPr>
+                        <w:rPr>
+                          <w:rFonts w:ascii="Cambria Math" w:hAnsi="Cambria Math"/>
+                        </w:rPr>
+                      </m:ctrlPr>
+                    </m:sSubPr>
+                    <m:e>
+                      <m:r>
+                        <w:rPr>
+                          <w:rFonts w:ascii="Cambria Math" w:hAnsi="Cambria Math"/>
+                        </w:rPr>
+                        <m:t>W</m:t>
+                      </m:r>
+                    </m:e>
+                    <m:sub>
+                      <m:r>
+                        <w:rPr>
+                          <w:rFonts w:ascii="Cambria Math" w:hAnsi="Cambria Math"/>
+                        </w:rPr>
+                        <m:t>2</m:t>
+                      </m:r>
+                    </m:sub>
+                  </m:sSub>
+                  <m:r>
+                    <w:rPr>
+                      <w:rFonts w:ascii="Cambria Math" w:hAnsi="Cambria Math"/>
+                    </w:rPr>
+                    <m:t>δ</m:t>
+                  </m:r>
+                  <m:d>
+                    <m:dPr>
+                      <m:ctrlPr>
+                        <w:rPr>
+                          <w:rFonts w:ascii="Cambria Math" w:hAnsi="Cambria Math"/>
+                        </w:rPr>
+                      </m:ctrlPr>
+                    </m:dPr>
+                    <m:e>
+                      <m:sSub>
+                        <m:sSubPr>
+                          <m:ctrlPr>
+                            <w:rPr>
+                              <w:rFonts w:ascii="Cambria Math" w:hAnsi="Cambria Math"/>
+                            </w:rPr>
+                          </m:ctrlPr>
+                        </m:sSubPr>
+                        <m:e>
+                          <m:r>
+                            <w:rPr>
+                              <w:rFonts w:ascii="Cambria Math" w:hAnsi="Cambria Math"/>
+                            </w:rPr>
+                            <m:t>W</m:t>
+                          </m:r>
+                        </m:e>
+                        <m:sub>
+                          <m:r>
+                            <w:rPr>
+                              <w:rFonts w:ascii="Cambria Math" w:hAnsi="Cambria Math"/>
+                            </w:rPr>
+                            <m:t>1</m:t>
+                          </m:r>
+                        </m:sub>
+                      </m:sSub>
+                      <m:sSubSup>
+                        <m:sSubSupPr>
+                          <m:ctrlPr>
+                            <w:rPr>
+                              <w:rFonts w:ascii="Cambria Math" w:hAnsi="Cambria Math"/>
+                            </w:rPr>
+                          </m:ctrlPr>
+                        </m:sSubSupPr>
+                        <m:e>
+                          <m:r>
+                            <w:rPr>
+                              <w:rFonts w:ascii="Cambria Math" w:hAnsi="Cambria Math"/>
+                            </w:rPr>
+                            <m:t>Z</m:t>
+                          </m:r>
+                        </m:e>
+                        <m:sub>
+                          <m:r>
+                            <m:rPr>
+                              <m:sty m:val="p"/>
+                            </m:rPr>
+                            <w:rPr>
+                              <w:rFonts w:ascii="Cambria Math" w:hAnsi="Cambria Math"/>
+                            </w:rPr>
+                            <m:t>avg</m:t>
+                          </m:r>
+                        </m:sub>
+                        <m:sup>
+                          <m:r>
+                            <w:rPr>
+                              <w:rFonts w:ascii="Cambria Math" w:hAnsi="Cambria Math"/>
+                            </w:rPr>
+                            <m:t>c</m:t>
+                          </m:r>
+                        </m:sup>
+                      </m:sSubSup>
+                    </m:e>
+                  </m:d>
+                  <m:r>
+                    <w:rPr>
+                      <w:rFonts w:ascii="Cambria Math" w:hAnsi="Cambria Math"/>
+                    </w:rPr>
+                    <m:t>+</m:t>
+                  </m:r>
+                  <m:sSub>
+                    <m:sSubPr>
+                      <m:ctrlPr>
+                        <w:rPr>
+                          <w:rFonts w:ascii="Cambria Math" w:hAnsi="Cambria Math"/>
+                        </w:rPr>
+                      </m:ctrlPr>
+                    </m:sSubPr>
+                    <m:e>
+                      <m:r>
+                        <w:rPr>
+                          <w:rFonts w:ascii="Cambria Math" w:hAnsi="Cambria Math"/>
+                        </w:rPr>
+                        <m:t>W</m:t>
+                      </m:r>
+                    </m:e>
+                    <m:sub>
+                      <m:r>
+                        <w:rPr>
+                          <w:rFonts w:ascii="Cambria Math" w:hAnsi="Cambria Math"/>
+                        </w:rPr>
+                        <m:t>2</m:t>
+                      </m:r>
+                    </m:sub>
+                  </m:sSub>
+                  <m:r>
+                    <w:rPr>
+                      <w:rFonts w:ascii="Cambria Math" w:hAnsi="Cambria Math"/>
+                    </w:rPr>
+                    <m:t>δ</m:t>
+                  </m:r>
+                  <m:d>
+                    <m:dPr>
+                      <m:ctrlPr>
+                        <w:rPr>
+                          <w:rFonts w:ascii="Cambria Math" w:hAnsi="Cambria Math"/>
+                        </w:rPr>
+                      </m:ctrlPr>
+                    </m:dPr>
+                    <m:e>
+                      <m:sSub>
+                        <m:sSubPr>
+                          <m:ctrlPr>
+                            <w:rPr>
+                              <w:rFonts w:ascii="Cambria Math" w:hAnsi="Cambria Math"/>
+                            </w:rPr>
+                          </m:ctrlPr>
+                        </m:sSubPr>
+                        <m:e>
+                          <m:r>
+                            <w:rPr>
+                              <w:rFonts w:ascii="Cambria Math" w:hAnsi="Cambria Math"/>
+                            </w:rPr>
+                            <m:t>W</m:t>
+                          </m:r>
+                        </m:e>
+                        <m:sub>
+                          <m:r>
+                            <w:rPr>
+                              <w:rFonts w:ascii="Cambria Math" w:hAnsi="Cambria Math"/>
+                            </w:rPr>
+                            <m:t>1</m:t>
+                          </m:r>
+                        </m:sub>
+                      </m:sSub>
+                      <m:sSubSup>
+                        <m:sSubSupPr>
+                          <m:ctrlPr>
+                            <w:rPr>
+                              <w:rFonts w:ascii="Cambria Math" w:hAnsi="Cambria Math"/>
+                            </w:rPr>
+                          </m:ctrlPr>
+                        </m:sSubSupPr>
+                        <m:e>
+                          <m:r>
+                            <w:rPr>
+                              <w:rFonts w:ascii="Cambria Math" w:hAnsi="Cambria Math"/>
+                            </w:rPr>
+                            <m:t>Z</m:t>
+                          </m:r>
+                        </m:e>
+                        <m:sub>
+                          <m:r>
+                            <m:rPr>
+                              <m:sty m:val="p"/>
+                            </m:rPr>
+                            <w:rPr>
+                              <w:rFonts w:ascii="Cambria Math" w:hAnsi="Cambria Math"/>
+                            </w:rPr>
+                            <m:t>max</m:t>
+                          </m:r>
+                        </m:sub>
+                        <m:sup>
+                          <m:r>
+                            <w:rPr>
+                              <w:rFonts w:ascii="Cambria Math" w:hAnsi="Cambria Math"/>
+                            </w:rPr>
+                            <m:t>c</m:t>
+                          </m:r>
+                        </m:sup>
+                      </m:sSubSup>
+                    </m:e>
+                  </m:d>
+                </m:e>
+              </m:eqArr>
+            </m:e>
+          </m:d>
+        </m:oMath>
+      </m:oMathPara>
+    </w:p>
+    <w:p>
+      <w:pPr>
+        <w:ind w:firstLine="480"/>
+      </w:pPr>
+      <w:r>
+        <w:rPr>
+          <w:rFonts w:hint="eastAsia"/>
+        </w:rPr>
+        <w:t>其中，</w:t>
+      </w:r>
+      <m:oMath>
+        <m:sSub>
+          <m:sSubPr>
+            <m:ctrlPr>
+              <w:rPr>
+                <w:rFonts w:ascii="Cambria Math" w:hAnsi="Cambria Math"/>
+              </w:rPr>
+            </m:ctrlPr>
+          </m:sSubPr>
+          <m:e>
+            <m:r>
+              <w:rPr>
+                <w:rFonts w:ascii="Cambria Math" w:hAnsi="Cambria Math"/>
+              </w:rPr>
+              <m:t>W</m:t>
+            </m:r>
+          </m:e>
+          <m:sub>
+            <m:r>
+              <w:rPr>
+                <w:rFonts w:ascii="Cambria Math" w:hAnsi="Cambria Math"/>
+              </w:rPr>
+              <m:t>1</m:t>
+            </m:r>
+          </m:sub>
+        </m:sSub>
+        <m:r>
+          <w:rPr>
+            <w:rFonts w:ascii="Cambria Math" w:hAnsi="Cambria Math"/>
+          </w:rPr>
+          <m:t>∈</m:t>
+        </m:r>
+        <m:sSup>
+          <m:sSupPr>
+            <m:ctrlPr>
+              <w:rPr>
+                <w:rFonts w:ascii="Cambria Math" w:hAnsi="Cambria Math"/>
+              </w:rPr>
+            </m:ctrlPr>
+          </m:sSupPr>
+          <m:e>
+            <m:r>
+              <m:rPr>
+                <m:sty m:val="p"/>
+              </m:rPr>
+              <w:rPr>
+                <w:rFonts w:ascii="Cambria Math" w:hAnsi="Cambria Math"/>
+              </w:rPr>
+              <m:t>R</m:t>
+            </m:r>
+          </m:e>
+          <m:sup>
+            <m:f>
+              <m:fPr>
+                <m:ctrlPr>
+                  <w:rPr>
+                    <w:rFonts w:ascii="Cambria Math" w:hAnsi="Cambria Math"/>
+                  </w:rPr>
+                </m:ctrlPr>
+              </m:fPr>
+              <m:num>
+                <m:r>
+                  <w:rPr>
+                    <w:rFonts w:ascii="Cambria Math" w:hAnsi="Cambria Math"/>
+                  </w:rPr>
+                  <m:t>d</m:t>
+                </m:r>
+              </m:num>
+              <m:den>
+                <m:r>
+                  <w:rPr>
+                    <w:rFonts w:ascii="Cambria Math" w:hAnsi="Cambria Math"/>
+                  </w:rPr>
+                  <m:t>r</m:t>
+                </m:r>
+              </m:den>
+            </m:f>
+            <m:r>
+              <w:rPr>
+                <w:rFonts w:ascii="Cambria Math" w:hAnsi="Cambria Math"/>
+              </w:rPr>
+              <m:t>×d</m:t>
+            </m:r>
+          </m:sup>
+        </m:sSup>
+        <m:r>
+          <w:rPr>
+            <w:rFonts w:ascii="Cambria Math" w:hAnsi="Cambria Math"/>
+          </w:rPr>
+          <m:t>,</m:t>
+        </m:r>
+        <m:sSub>
+          <m:sSubPr>
+            <m:ctrlPr>
+              <w:rPr>
+                <w:rFonts w:ascii="Cambria Math" w:hAnsi="Cambria Math"/>
+              </w:rPr>
+            </m:ctrlPr>
+          </m:sSubPr>
+          <m:e>
+            <m:r>
+              <w:rPr>
+                <w:rFonts w:ascii="Cambria Math" w:hAnsi="Cambria Math"/>
+              </w:rPr>
+              <m:t>W</m:t>
+            </m:r>
+          </m:e>
+          <m:sub>
+            <m:r>
+              <w:rPr>
+                <w:rFonts w:ascii="Cambria Math" w:hAnsi="Cambria Math"/>
+              </w:rPr>
+              <m:t>2</m:t>
+            </m:r>
+          </m:sub>
+        </m:sSub>
+        <m:r>
+          <w:rPr>
+            <w:rFonts w:ascii="Cambria Math" w:hAnsi="Cambria Math"/>
+          </w:rPr>
+          <m:t>∈</m:t>
+        </m:r>
+        <m:sSup>
+          <m:sSupPr>
+            <m:ctrlPr>
+              <w:rPr>
+                <w:rFonts w:ascii="Cambria Math" w:hAnsi="Cambria Math"/>
+              </w:rPr>
+            </m:ctrlPr>
+          </m:sSupPr>
+          <m:e>
+            <m:r>
+              <m:rPr>
+                <m:sty m:val="p"/>
+              </m:rPr>
+              <w:rPr>
+                <w:rFonts w:ascii="Cambria Math" w:hAnsi="Cambria Math"/>
+              </w:rPr>
+              <m:t>R</m:t>
+            </m:r>
+          </m:e>
+          <m:sup>
+            <m:r>
+              <w:rPr>
+                <w:rFonts w:ascii="Cambria Math" w:hAnsi="Cambria Math"/>
+              </w:rPr>
+              <m:t>d×</m:t>
+            </m:r>
+            <m:f>
+              <m:fPr>
+                <m:ctrlPr>
+                  <w:rPr>
+                    <w:rFonts w:ascii="Cambria Math" w:hAnsi="Cambria Math"/>
+                  </w:rPr>
+                </m:ctrlPr>
+              </m:fPr>
+              <m:num>
+                <m:r>
+                  <w:rPr>
+                    <w:rFonts w:ascii="Cambria Math" w:hAnsi="Cambria Math"/>
+                  </w:rPr>
+                  <m:t>d</m:t>
+                </m:r>
+              </m:num>
+              <m:den>
+                <m:r>
+                  <w:rPr>
+                    <w:rFonts w:ascii="Cambria Math" w:hAnsi="Cambria Math"/>
+                  </w:rPr>
+                  <m:t>r</m:t>
+                </m:r>
+              </m:den>
+            </m:f>
+          </m:sup>
+        </m:sSup>
+      </m:oMath>
+      <w:r>
+        <w:rPr>
+          <w:rFonts w:hint="eastAsia"/>
+        </w:rPr>
+        <w:t>。</w:t>
+      </w:r>
+    </w:p>
+    <w:p>
+      <w:pPr>
+        <w:ind w:firstLine="480"/>
+      </w:pPr>
+      <m:oMath>
+        <m:r>
+          <m:rPr>
+            <m:sty m:val="p"/>
+          </m:rPr>
+          <w:rPr>
+            <w:rFonts w:ascii="Cambria Math" w:hAnsi="Cambria Math" w:hint="eastAsia"/>
+          </w:rPr>
+          <m:t>r</m:t>
+        </m:r>
+      </m:oMath>
+      <w:r>
+        <w:t>为通道压缩比例，</w:t>
+      </w:r>
+      <m:oMath>
+        <m:r>
+          <w:rPr>
+            <w:rFonts w:ascii="Cambria Math" w:hAnsi="Cambria Math"/>
+          </w:rPr>
+          <m:t>δ(.)</m:t>
+        </m:r>
+      </m:oMath>
+      <w:r>
+        <w:t>表示</w:t>
+      </w:r>
+      <w:r>
+        <w:t xml:space="preserve"> ReLU </w:t>
+      </w:r>
+      <w:r>
+        <w:t>激活函数，</w:t>
+      </w:r>
+      <m:oMath>
+        <m:r>
+          <w:rPr>
+            <w:rFonts w:ascii="Cambria Math" w:hAnsi="Cambria Math"/>
+          </w:rPr>
+          <m:t>σ(.)</m:t>
+        </m:r>
+      </m:oMath>
+      <w:r>
+        <w:t>表示</w:t>
+      </w:r>
+      <w:r>
+        <w:t xml:space="preserve"> Sigmoid </w:t>
+      </w:r>
+      <w:r>
+        <w:t>激活函数。</w:t>
+      </w:r>
+    </w:p>
+    <w:p>
+      <w:pPr>
+        <w:ind w:firstLine="480"/>
+      </w:pPr>
+      <w:r>
+        <w:rPr>
+          <w:rFonts w:hint="eastAsia"/>
+        </w:rPr>
+        <w:t>最终得到：</w:t>
+      </w:r>
+    </w:p>
+    <w:p>
+      <w:pPr>
+        <w:ind w:firstLine="480"/>
+      </w:pPr>
+      <m:oMathPara>
+        <m:oMath>
+          <m:sSub>
+            <m:sSubPr>
+              <m:ctrlPr>
+                <w:rPr>
+                  <w:rFonts w:ascii="Cambria Math" w:hAnsi="Cambria Math"/>
+                </w:rPr>
+              </m:ctrlPr>
+            </m:sSubPr>
+            <m:e>
+              <m:r>
+                <w:rPr>
+                  <w:rFonts w:ascii="Cambria Math" w:hAnsi="Cambria Math"/>
+                </w:rPr>
+                <m:t>M</m:t>
+              </m:r>
+            </m:e>
+            <m:sub>
+              <m:r>
+                <w:rPr>
+                  <w:rFonts w:ascii="Cambria Math" w:hAnsi="Cambria Math"/>
+                </w:rPr>
+                <m:t>c</m:t>
+              </m:r>
+            </m:sub>
+          </m:sSub>
+          <m:r>
+            <w:rPr>
+              <w:rFonts w:ascii="Cambria Math" w:hAnsi="Cambria Math"/>
+            </w:rPr>
+            <m:t>(F)∈</m:t>
+          </m:r>
+          <m:sSup>
+            <m:sSupPr>
+              <m:ctrlPr>
+                <w:rPr>
+                  <w:rFonts w:ascii="Cambria Math" w:hAnsi="Cambria Math"/>
+                </w:rPr>
+              </m:ctrlPr>
+            </m:sSupPr>
+            <m:e>
+              <m:r>
+                <m:rPr>
+                  <m:scr m:val="double-struck"/>
+                  <m:sty m:val="p"/>
+                </m:rPr>
+                <w:rPr>
+                  <w:rFonts w:ascii="Cambria Math" w:hAnsi="Cambria Math"/>
+                </w:rPr>
+                <m:t>R</m:t>
+              </m:r>
+            </m:e>
+            <m:sup>
+              <m:r>
+                <w:rPr>
+                  <w:rFonts w:ascii="Cambria Math" w:hAnsi="Cambria Math"/>
+                </w:rPr>
+                <m:t>B×d</m:t>
+              </m:r>
+            </m:sup>
+          </m:sSup>
+        </m:oMath>
+      </m:oMathPara>
+    </w:p>
+    <w:p>
+      <w:pPr>
+        <w:ind w:firstLine="480"/>
+      </w:pPr>
+      <w:r>
+        <w:t>其每一个元素均处于</w:t>
+      </w:r>
+      <w:r>
+        <w:rPr>
+          <w:rStyle w:val="katex"/>
+        </w:rPr>
+        <w:t>0~1</w:t>
+      </w:r>
+      <w:r>
+        <w:t>之间，用于表示对应隐藏特征维度的重要程度。</w:t>
+      </w:r>
+    </w:p>
+    <w:p>
+      <w:pPr>
+        <w:ind w:firstLine="480"/>
+      </w:pPr>
+      <w:r>
+        <w:rPr>
+          <w:rFonts w:hint="eastAsia"/>
+        </w:rPr>
+        <w:t>最终将获得的通道注意力权重广播到整个文本序列，并于原始中间特征逐元素相乘：</w:t>
+      </w:r>
+    </w:p>
+    <w:p>
+      <w:pPr>
+        <w:ind w:firstLine="480"/>
+      </w:pPr>
+      <m:oMathPara>
+        <m:oMath>
+          <m:sSubSup>
+            <m:sSubSupPr>
+              <m:ctrlPr>
+                <w:rPr>
+                  <w:rFonts w:ascii="Cambria Math" w:hAnsi="Cambria Math"/>
+                </w:rPr>
+              </m:ctrlPr>
+            </m:sSubSupPr>
+            <m:e>
+              <m:r>
+                <w:rPr>
+                  <w:rFonts w:ascii="Cambria Math" w:hAnsi="Cambria Math"/>
+                </w:rPr>
+                <m:t>F</m:t>
+              </m:r>
+            </m:e>
+            <m:sub>
+              <m:r>
+                <w:rPr>
+                  <w:rFonts w:ascii="Cambria Math" w:hAnsi="Cambria Math"/>
+                </w:rPr>
+                <m:t>c</m:t>
+              </m:r>
+            </m:sub>
+            <m:sup>
+              <m:r>
+                <w:rPr>
+                  <w:rFonts w:ascii="Cambria Math" w:hAnsi="Cambria Math"/>
+                </w:rPr>
+                <m:t>(k)</m:t>
+              </m:r>
+            </m:sup>
+          </m:sSubSup>
+          <m:r>
+            <w:rPr>
+              <w:rFonts w:ascii="Cambria Math" w:hAnsi="Cambria Math"/>
+            </w:rPr>
+            <m:t>=</m:t>
+          </m:r>
+          <m:sSub>
+            <m:sSubPr>
+              <m:ctrlPr>
+                <w:rPr>
+                  <w:rFonts w:ascii="Cambria Math" w:hAnsi="Cambria Math"/>
+                </w:rPr>
+              </m:ctrlPr>
+            </m:sSubPr>
+            <m:e>
+              <m:r>
+                <w:rPr>
+                  <w:rFonts w:ascii="Cambria Math" w:hAnsi="Cambria Math"/>
+                </w:rPr>
+                <m:t>M</m:t>
+              </m:r>
+            </m:e>
+            <m:sub>
+              <m:r>
+                <w:rPr>
+                  <w:rFonts w:ascii="Cambria Math" w:hAnsi="Cambria Math"/>
+                </w:rPr>
+                <m:t>c</m:t>
+              </m:r>
+            </m:sub>
+          </m:sSub>
+          <m:r>
+            <w:rPr>
+              <w:rFonts w:ascii="Cambria Math" w:hAnsi="Cambria Math"/>
+            </w:rPr>
+            <m:t>(</m:t>
+          </m:r>
+          <m:sSup>
+            <m:sSupPr>
+              <m:ctrlPr>
+                <w:rPr>
+                  <w:rFonts w:ascii="Cambria Math" w:hAnsi="Cambria Math"/>
+                </w:rPr>
+              </m:ctrlPr>
+            </m:sSupPr>
+            <m:e>
+              <m:r>
+                <w:rPr>
+                  <w:rFonts w:ascii="Cambria Math" w:hAnsi="Cambria Math"/>
+                </w:rPr>
+                <m:t>F</m:t>
+              </m:r>
+            </m:e>
+            <m:sup>
+              <m:r>
+                <w:rPr>
+                  <w:rFonts w:ascii="Cambria Math" w:hAnsi="Cambria Math"/>
+                </w:rPr>
+                <m:t>(k)</m:t>
+              </m:r>
+            </m:sup>
+          </m:sSup>
+          <m:r>
+            <w:rPr>
+              <w:rFonts w:ascii="Cambria Math" w:hAnsi="Cambria Math"/>
+            </w:rPr>
+            <m:t>)⊙</m:t>
+          </m:r>
+          <m:sSup>
+            <m:sSupPr>
+              <m:ctrlPr>
+                <w:rPr>
+                  <w:rFonts w:ascii="Cambria Math" w:hAnsi="Cambria Math"/>
+                </w:rPr>
+              </m:ctrlPr>
+            </m:sSupPr>
+            <m:e>
+              <m:r>
+                <w:rPr>
+                  <w:rFonts w:ascii="Cambria Math" w:hAnsi="Cambria Math"/>
+                </w:rPr>
+                <m:t>F</m:t>
+              </m:r>
+            </m:e>
+            <m:sup>
+              <m:r>
+                <w:rPr>
+                  <w:rFonts w:ascii="Cambria Math" w:hAnsi="Cambria Math"/>
+                </w:rPr>
+                <m:t>(k)</m:t>
+              </m:r>
+            </m:sup>
+          </m:sSup>
+        </m:oMath>
+      </m:oMathPara>
+    </w:p>
+    <w:p>
+      <w:pPr>
+        <w:ind w:firstLine="480"/>
+      </w:pPr>
+      <w:r>
+        <w:rPr>
+          <w:rFonts w:hint="eastAsia"/>
+        </w:rPr>
+        <w:lastRenderedPageBreak/>
+        <w:t>从而得到经过通道注意力增强的特征：</w:t>
+      </w:r>
+    </w:p>
+    <w:p>
+      <w:pPr>
+        <w:ind w:firstLine="480"/>
+        <w:rPr>
+          <w:rFonts w:hint="eastAsia"/>
+        </w:rPr>
+      </w:pPr>
+      <m:oMathPara>
+        <m:oMath>
+          <m:sSubSup>
+            <m:sSubSupPr>
+              <m:ctrlPr>
+                <w:rPr>
+                  <w:rFonts w:ascii="Cambria Math" w:hAnsi="Cambria Math"/>
+                </w:rPr>
+              </m:ctrlPr>
+            </m:sSubSupPr>
+            <m:e>
+              <m:r>
+                <w:rPr>
+                  <w:rFonts w:ascii="Cambria Math" w:hAnsi="Cambria Math"/>
+                </w:rPr>
+                <m:t>F</m:t>
+              </m:r>
+            </m:e>
+            <m:sub>
+              <m:r>
+                <w:rPr>
+                  <w:rFonts w:ascii="Cambria Math" w:hAnsi="Cambria Math"/>
+                </w:rPr>
+                <m:t>c</m:t>
+              </m:r>
+            </m:sub>
+            <m:sup>
+              <m:r>
+                <w:rPr>
+                  <w:rFonts w:ascii="Cambria Math" w:hAnsi="Cambria Math"/>
+                </w:rPr>
+                <m:t>(k)</m:t>
+              </m:r>
+            </m:sup>
+          </m:sSubSup>
+          <m:r>
+            <w:rPr>
+              <w:rFonts w:ascii="Cambria Math" w:hAnsi="Cambria Math"/>
+            </w:rPr>
+            <m:t>∈</m:t>
+          </m:r>
+          <m:sSup>
+            <m:sSupPr>
+              <m:ctrlPr>
+                <w:rPr>
+                  <w:rFonts w:ascii="Cambria Math" w:hAnsi="Cambria Math"/>
+                </w:rPr>
+              </m:ctrlPr>
+            </m:sSupPr>
+            <m:e>
+              <m:r>
+                <m:rPr>
+                  <m:scr m:val="double-struck"/>
+                  <m:sty m:val="p"/>
+                </m:rPr>
+                <w:rPr>
+                  <w:rFonts w:ascii="Cambria Math" w:hAnsi="Cambria Math"/>
+                </w:rPr>
+                <m:t>R</m:t>
+              </m:r>
+            </m:e>
+            <m:sup>
+              <m:r>
+                <w:rPr>
+                  <w:rFonts w:ascii="Cambria Math" w:hAnsi="Cambria Math"/>
+                </w:rPr>
+                <m:t>B×L×d</m:t>
+              </m:r>
+            </m:sup>
+          </m:sSup>
+        </m:oMath>
+      </m:oMathPara>
+    </w:p>
+    <w:p>
+      <w:pPr>
+        <w:pStyle w:val="af5"/>
+      </w:pPr>
       <w:bookmarkStart w:id="1" w:name="_GoBack"/>
+      <w:r>
+        <w:drawing>
+          <wp:inline distT="0" distB="0" distL="0" distR="0" wp14:anchorId="4BD65A5A" wp14:editId="124BACFD">
+            <wp:extent cx="5274310" cy="1938655"/>
+            <wp:effectExtent l="0" t="0" r="0" b="4445"/>
+            <wp:docPr id="4" name="图形 4"/>
+            <wp:cNvGraphicFramePr>
+              <a:graphicFrameLocks xmlns:a="http://schemas.openxmlformats.org/drawingml/2006/main" noChangeAspect="1"/>
+            </wp:cNvGraphicFramePr>
+            <a:graphic xmlns:a="http://schemas.openxmlformats.org/drawingml/2006/main">
+              <a:graphicData uri="http://schemas.openxmlformats.org/drawingml/2006/picture">
+                <pic:pic xmlns:pic="http://schemas.openxmlformats.org/drawingml/2006/picture">
+                  <pic:nvPicPr>
+                    <pic:cNvPr id="4" name="通道注意力.svg"/>
+                    <pic:cNvPicPr/>
+                  </pic:nvPicPr>
+                  <pic:blipFill>
+                    <a:blip r:embed="rId24">
+                      <a:extLst>
+                        <a:ext uri="{28A0092B-C50C-407E-A947-70E740481C1C}">
+                          <a14:useLocalDpi xmlns:a14="http://schemas.microsoft.com/office/drawing/2010/main" val="0"/>
+                        </a:ext>
+                        <a:ext uri="{96DAC541-7B7A-43D3-8B79-37D633B846F1}">
+                          <asvg:svgBlip xmlns:asvg="http://schemas.microsoft.com/office/drawing/2016/SVG/main" r:embed="rId25"/>
+                        </a:ext>
+                      </a:extLst>
+                    </a:blip>
+                    <a:stretch>
+                      <a:fillRect/>
+                    </a:stretch>
+                  </pic:blipFill>
+                  <pic:spPr>
+                    <a:xfrm>
+                      <a:off x="0" y="0"/>
+                      <a:ext cx="5274310" cy="1938655"/>
+                    </a:xfrm>
+                    <a:prstGeom prst="rect">
+                      <a:avLst/>
+                    </a:prstGeom>
+                  </pic:spPr>
+                </pic:pic>
+              </a:graphicData>
+            </a:graphic>
+          </wp:inline>
+        </w:drawing>
+      </w:r>
       <w:bookmarkEnd w:id="1"/>
     </w:p>
     <w:p>
@@ -9729,12 +13393,112 @@
     </w:p>
     <w:p>
       <w:pPr>
+        <w:ind w:firstLine="480"/>
+      </w:pPr>
+    </w:p>
+    <w:p>
+      <w:pPr>
+        <w:ind w:firstLine="480"/>
+      </w:pPr>
+    </w:p>
+    <w:p>
+      <w:pPr>
+        <w:ind w:firstLine="480"/>
+      </w:pPr>
+    </w:p>
+    <w:p>
+      <w:pPr>
+        <w:ind w:firstLine="480"/>
+      </w:pPr>
+    </w:p>
+    <w:p>
+      <w:pPr>
+        <w:ind w:firstLine="480"/>
+      </w:pPr>
+    </w:p>
+    <w:p>
+      <w:pPr>
+        <w:ind w:firstLine="480"/>
+      </w:pPr>
+    </w:p>
+    <w:p>
+      <w:pPr>
+        <w:ind w:firstLine="480"/>
+      </w:pPr>
+    </w:p>
+    <w:p>
+      <w:pPr>
+        <w:ind w:firstLine="480"/>
+      </w:pPr>
+    </w:p>
+    <w:p>
+      <w:pPr>
+        <w:pStyle w:val="af5"/>
+      </w:pPr>
+      <w:r>
+        <w:rPr>
+          <w:rFonts w:hint="eastAsia"/>
+        </w:rPr>
+        <w:lastRenderedPageBreak/>
+        <w:drawing>
+          <wp:inline distT="0" distB="0" distL="0" distR="0" wp14:anchorId="72029BA3" wp14:editId="288B8F9C">
+            <wp:extent cx="5267960" cy="6011545"/>
+            <wp:effectExtent l="0" t="0" r="8890" b="8255"/>
+            <wp:docPr id="5" name="图片 5"/>
+            <wp:cNvGraphicFramePr>
+              <a:graphicFrameLocks xmlns:a="http://schemas.openxmlformats.org/drawingml/2006/main" noChangeAspect="1"/>
+            </wp:cNvGraphicFramePr>
+            <a:graphic xmlns:a="http://schemas.openxmlformats.org/drawingml/2006/main">
+              <a:graphicData uri="http://schemas.openxmlformats.org/drawingml/2006/picture">
+                <pic:pic xmlns:pic="http://schemas.openxmlformats.org/drawingml/2006/picture">
+                  <pic:nvPicPr>
+                    <pic:cNvPr id="0" name="Picture 6"/>
+                    <pic:cNvPicPr>
+                      <a:picLocks noChangeAspect="1" noChangeArrowheads="1"/>
+                    </pic:cNvPicPr>
+                  </pic:nvPicPr>
+                  <pic:blipFill>
+                    <a:blip r:embed="rId26">
+                      <a:extLst>
+                        <a:ext uri="{28A0092B-C50C-407E-A947-70E740481C1C}">
+                          <a14:useLocalDpi xmlns:a14="http://schemas.microsoft.com/office/drawing/2010/main" val="0"/>
+                        </a:ext>
+                      </a:extLst>
+                    </a:blip>
+                    <a:srcRect/>
+                    <a:stretch>
+                      <a:fillRect/>
+                    </a:stretch>
+                  </pic:blipFill>
+                  <pic:spPr bwMode="auto">
+                    <a:xfrm>
+                      <a:off x="0" y="0"/>
+                      <a:ext cx="5267960" cy="6011545"/>
+                    </a:xfrm>
+                    <a:prstGeom prst="rect">
+                      <a:avLst/>
+                    </a:prstGeom>
+                    <a:noFill/>
+                    <a:ln>
+                      <a:noFill/>
+                    </a:ln>
+                  </pic:spPr>
+                </pic:pic>
+              </a:graphicData>
+            </a:graphic>
+          </wp:inline>
+        </w:drawing>
+      </w:r>
+    </w:p>
+    <w:p>
+      <w:pPr>
         <w:pStyle w:val="3"/>
       </w:pPr>
       <w:r>
         <w:rPr>
           <w:rFonts w:hint="eastAsia"/>
         </w:rPr>
+        <w:lastRenderedPageBreak/>
         <w:t>4</w:t>
       </w:r>
       <w:r>
@@ -10272,7 +14036,6 @@
         <w:ind w:firstLine="560"/>
       </w:pPr>
       <w:r>
-        <w:lastRenderedPageBreak/>
         <w:t>4</w:t>
       </w:r>
       <w:r>
@@ -10615,6 +14378,7 @@
           <w:szCs w:val="28"/>
           <w14:ligatures w14:val="none"/>
         </w:rPr>
+        <w:lastRenderedPageBreak/>
         <w:t>4</w:t>
       </w:r>
       <w:r>
@@ -11037,7 +14801,6 @@
           <w:sz w:val="28"/>
           <w:szCs w:val="28"/>
         </w:rPr>
-        <w:lastRenderedPageBreak/>
         <w:t>硬件模块：</w:t>
       </w:r>
       <w:r>
@@ -11514,6 +15277,7 @@
           <w:sz w:val="28"/>
           <w:szCs w:val="28"/>
         </w:rPr>
+        <w:lastRenderedPageBreak/>
         <w:t>应用级</w:t>
       </w:r>
       <w:r>
@@ -11593,12 +15357,12 @@
       </w:r>
     </w:p>
     <w:sectPr>
-      <w:headerReference w:type="even" r:id="rId22"/>
-      <w:headerReference w:type="default" r:id="rId23"/>
-      <w:footerReference w:type="even" r:id="rId24"/>
-      <w:footerReference w:type="default" r:id="rId25"/>
-      <w:headerReference w:type="first" r:id="rId26"/>
-      <w:footerReference w:type="first" r:id="rId27"/>
+      <w:headerReference w:type="even" r:id="rId27"/>
+      <w:headerReference w:type="default" r:id="rId28"/>
+      <w:footerReference w:type="even" r:id="rId29"/>
+      <w:footerReference w:type="default" r:id="rId30"/>
+      <w:headerReference w:type="first" r:id="rId31"/>
+      <w:footerReference w:type="first" r:id="rId32"/>
       <w:pgSz w:w="11906" w:h="16838"/>
       <w:pgMar w:top="1440" w:right="1800" w:bottom="1440" w:left="1800" w:header="567" w:footer="992" w:gutter="0"/>
       <w:cols w:space="0"/>
@@ -13223,6 +16987,11 @@
       </w:tblBorders>
     </w:tblPr>
   </w:style>
+  <w:style w:type="character" w:customStyle="1" w:styleId="mord">
+    <w:name w:val="mord"/>
+    <w:basedOn w:val="a0"/>
+    <w:rsid w:val="003D0793"/>
+  </w:style>
 </w:styles>
 </file>
 
